--- a/Введение в ИТ/1_Лабораторные_работы/ЛР №14 по ВвИТ Кочкин БСТ2502.docx
+++ b/Введение в ИТ/1_Лабораторные_работы/ЛР №14 по ВвИТ Кочкин БСТ2502.docx
@@ -157,16 +157,7 @@
           <w:szCs w:val="28"/>
           <w:shd w:fill="FFFFFF" w:val="clear"/>
         </w:rPr>
-        <w:t>Лабораторная работа №</w:t>
-      </w:r>
-      <w:r>
-        <w:rPr>
-          <w:color w:val="000000"/>
-          <w:sz w:val="28"/>
-          <w:szCs w:val="28"/>
-          <w:shd w:fill="FFFFFF" w:val="clear"/>
-        </w:rPr>
-        <w:t>14</w:t>
+        <w:t>Лабораторная работа №14</w:t>
       </w:r>
     </w:p>
     <w:p>
@@ -221,15 +212,7 @@
           <w:sz w:val="28"/>
           <w:szCs w:val="28"/>
         </w:rPr>
-        <w:t xml:space="preserve">Исследование </w:t>
-      </w:r>
-      <w:r>
-        <w:rPr>
-          <w:color w:val="000000"/>
-          <w:sz w:val="28"/>
-          <w:szCs w:val="28"/>
-        </w:rPr>
-        <w:t>линейных искажений</w:t>
+        <w:t>Исследование линейных искажений</w:t>
       </w:r>
       <w:r>
         <w:rPr>
@@ -398,14 +381,1487 @@
         <w:t>Изучение методов измерения и оценки характеристик линейных искажений сигналов в каналах передачи дискретных сообщений.</w:t>
       </w:r>
     </w:p>
+    <w:p>
+      <w:pPr>
+        <w:pStyle w:val="NormalWeb"/>
+        <w:bidi w:val="0"/>
+        <w:spacing w:lineRule="auto" w:line="240" w:before="0" w:after="0"/>
+        <w:jc w:val="start"/>
+        <w:rPr>
+          <w:b/>
+          <w:bCs/>
+          <w:color w:val="000000"/>
+          <w:sz w:val="28"/>
+          <w:szCs w:val="28"/>
+          <w:shd w:fill="FFFFFF" w:val="clear"/>
+        </w:rPr>
+      </w:pPr>
+      <w:r>
+        <w:rPr>
+          <w:b/>
+          <w:bCs/>
+          <w:color w:val="000000"/>
+          <w:sz w:val="28"/>
+          <w:szCs w:val="28"/>
+          <w:shd w:fill="FFFFFF" w:val="clear"/>
+        </w:rPr>
+        <w:t>Ход работы:</w:t>
+      </w:r>
+    </w:p>
+    <w:p>
+      <w:pPr>
+        <w:pStyle w:val="NormalWeb"/>
+        <w:bidi w:val="0"/>
+        <w:spacing w:lineRule="auto" w:line="240" w:before="0" w:after="0"/>
+        <w:jc w:val="start"/>
+        <w:rPr>
+          <w:b/>
+          <w:bCs/>
+          <w:color w:val="000000"/>
+          <w:sz w:val="28"/>
+          <w:szCs w:val="28"/>
+          <w:shd w:fill="FFFFFF" w:val="clear"/>
+          <w:lang w:val="en-US"/>
+        </w:rPr>
+      </w:pPr>
+      <w:r>
+        <w:rPr>
+          <w:b/>
+          <w:bCs/>
+          <w:color w:val="000000"/>
+          <w:sz w:val="28"/>
+          <w:szCs w:val="28"/>
+          <w:shd w:fill="FFFFFF" w:val="clear"/>
+          <w:lang w:val="en-US"/>
+        </w:rPr>
+        <w:t>1.1</w:t>
+      </w:r>
+    </w:p>
+    <w:p>
+      <w:pPr>
+        <w:pStyle w:val="NormalWeb"/>
+        <w:bidi w:val="0"/>
+        <w:spacing w:lineRule="auto" w:line="240" w:before="0" w:after="0"/>
+        <w:jc w:val="start"/>
+        <w:rPr>
+          <w:b w:val="false"/>
+          <w:bCs w:val="false"/>
+          <w:color w:val="000000"/>
+          <w:sz w:val="28"/>
+          <w:szCs w:val="28"/>
+          <w:shd w:fill="FFFFFF" w:val="clear"/>
+        </w:rPr>
+      </w:pPr>
+      <w:r>
+        <w:rPr>
+          <w:b w:val="false"/>
+          <w:bCs w:val="false"/>
+          <w:color w:val="000000"/>
+          <w:sz w:val="28"/>
+          <w:szCs w:val="28"/>
+          <w:shd w:fill="FFFFFF" w:val="clear"/>
+        </w:rPr>
+        <w:drawing>
+          <wp:inline distT="0" distB="0" distL="0" distR="0">
+            <wp:extent cx="6120130" cy="3775075"/>
+            <wp:effectExtent l="0" t="0" r="0" b="0"/>
+            <wp:docPr id="1" name="Изображение1"/>
+            <wp:cNvGraphicFramePr>
+              <a:graphicFrameLocks xmlns:a="http://schemas.openxmlformats.org/drawingml/2006/main" noChangeAspect="1"/>
+            </wp:cNvGraphicFramePr>
+            <a:graphic xmlns:a="http://schemas.openxmlformats.org/drawingml/2006/main">
+              <a:graphicData uri="http://schemas.openxmlformats.org/drawingml/2006/picture">
+                <pic:pic xmlns:pic="http://schemas.openxmlformats.org/drawingml/2006/picture">
+                  <pic:nvPicPr>
+                    <pic:cNvPr id="1" name="Изображение1"/>
+                    <pic:cNvPicPr>
+                      <a:picLocks noChangeAspect="1" noChangeArrowheads="1"/>
+                    </pic:cNvPicPr>
+                  </pic:nvPicPr>
+                  <pic:blipFill>
+                    <a:blip r:embed="rId2"/>
+                    <a:stretch>
+                      <a:fillRect/>
+                    </a:stretch>
+                  </pic:blipFill>
+                  <pic:spPr bwMode="auto">
+                    <a:xfrm>
+                      <a:off x="0" y="0"/>
+                      <a:ext cx="6120130" cy="3775075"/>
+                    </a:xfrm>
+                    <a:prstGeom prst="rect">
+                      <a:avLst/>
+                    </a:prstGeom>
+                    <a:noFill/>
+                  </pic:spPr>
+                </pic:pic>
+              </a:graphicData>
+            </a:graphic>
+          </wp:inline>
+        </w:drawing>
+      </w:r>
+    </w:p>
+    <w:p>
+      <w:pPr>
+        <w:pStyle w:val="NormalWeb"/>
+        <w:bidi w:val="0"/>
+        <w:spacing w:lineRule="auto" w:line="240" w:before="0" w:after="0"/>
+        <w:jc w:val="center"/>
+        <w:rPr>
+          <w:b w:val="false"/>
+          <w:bCs w:val="false"/>
+          <w:color w:val="000000"/>
+          <w:sz w:val="28"/>
+          <w:szCs w:val="28"/>
+          <w:shd w:fill="FFFFFF" w:val="clear"/>
+        </w:rPr>
+      </w:pPr>
+      <w:r>
+        <w:rPr>
+          <w:b w:val="false"/>
+          <w:bCs w:val="false"/>
+          <w:color w:val="000000"/>
+          <w:sz w:val="28"/>
+          <w:szCs w:val="28"/>
+          <w:shd w:fill="FFFFFF" w:val="clear"/>
+        </w:rPr>
+        <w:t xml:space="preserve">Рисунок 1. Графики </w:t>
+      </w:r>
+      <w:r>
+        <w:rPr>
+          <w:b w:val="false"/>
+          <w:bCs w:val="false"/>
+          <w:color w:val="000000"/>
+          <w:sz w:val="28"/>
+          <w:szCs w:val="28"/>
+          <w:shd w:fill="FFFFFF" w:val="clear"/>
+          <w:lang w:val="en-US"/>
+        </w:rPr>
+        <w:t xml:space="preserve">H(t), G(t), p(t) </w:t>
+      </w:r>
+      <w:r>
+        <w:rPr>
+          <w:b w:val="false"/>
+          <w:bCs w:val="false"/>
+          <w:color w:val="000000"/>
+          <w:sz w:val="28"/>
+          <w:szCs w:val="28"/>
+          <w:shd w:fill="FFFFFF" w:val="clear"/>
+          <w:lang w:val="ru-RU"/>
+        </w:rPr>
+        <w:t>при первом включённом канале</w:t>
+      </w:r>
+    </w:p>
+    <w:p>
+      <w:pPr>
+        <w:pStyle w:val="NormalWeb"/>
+        <w:bidi w:val="0"/>
+        <w:spacing w:lineRule="auto" w:line="240" w:before="0" w:after="0"/>
+        <w:jc w:val="start"/>
+        <w:rPr>
+          <w:b w:val="false"/>
+          <w:bCs w:val="false"/>
+          <w:color w:val="000000"/>
+          <w:sz w:val="28"/>
+          <w:szCs w:val="28"/>
+          <w:shd w:fill="FFFFFF" w:val="clear"/>
+          <w:lang w:val="ru-RU"/>
+        </w:rPr>
+      </w:pPr>
+      <w:r>
+        <w:rPr>
+          <w:b w:val="false"/>
+          <w:bCs w:val="false"/>
+          <w:color w:val="000000"/>
+          <w:sz w:val="28"/>
+          <w:szCs w:val="28"/>
+          <w:shd w:fill="FFFFFF" w:val="clear"/>
+          <w:lang w:val="ru-RU"/>
+        </w:rPr>
+        <w:drawing>
+          <wp:inline distT="0" distB="0" distL="0" distR="0">
+            <wp:extent cx="6120130" cy="3879215"/>
+            <wp:effectExtent l="0" t="0" r="0" b="0"/>
+            <wp:docPr id="2" name="Изображение2"/>
+            <wp:cNvGraphicFramePr>
+              <a:graphicFrameLocks xmlns:a="http://schemas.openxmlformats.org/drawingml/2006/main" noChangeAspect="1"/>
+            </wp:cNvGraphicFramePr>
+            <a:graphic xmlns:a="http://schemas.openxmlformats.org/drawingml/2006/main">
+              <a:graphicData uri="http://schemas.openxmlformats.org/drawingml/2006/picture">
+                <pic:pic xmlns:pic="http://schemas.openxmlformats.org/drawingml/2006/picture">
+                  <pic:nvPicPr>
+                    <pic:cNvPr id="2" name="Изображение2"/>
+                    <pic:cNvPicPr>
+                      <a:picLocks noChangeAspect="1" noChangeArrowheads="1"/>
+                    </pic:cNvPicPr>
+                  </pic:nvPicPr>
+                  <pic:blipFill>
+                    <a:blip r:embed="rId3"/>
+                    <a:stretch>
+                      <a:fillRect/>
+                    </a:stretch>
+                  </pic:blipFill>
+                  <pic:spPr bwMode="auto">
+                    <a:xfrm>
+                      <a:off x="0" y="0"/>
+                      <a:ext cx="6120130" cy="3879215"/>
+                    </a:xfrm>
+                    <a:prstGeom prst="rect">
+                      <a:avLst/>
+                    </a:prstGeom>
+                    <a:noFill/>
+                  </pic:spPr>
+                </pic:pic>
+              </a:graphicData>
+            </a:graphic>
+          </wp:inline>
+        </w:drawing>
+      </w:r>
+    </w:p>
+    <w:p>
+      <w:pPr>
+        <w:pStyle w:val="NormalWeb"/>
+        <w:bidi w:val="0"/>
+        <w:spacing w:lineRule="auto" w:line="240" w:before="0" w:after="0"/>
+        <w:jc w:val="center"/>
+        <w:rPr>
+          <w:b w:val="false"/>
+          <w:bCs w:val="false"/>
+          <w:color w:val="000000"/>
+          <w:sz w:val="28"/>
+          <w:szCs w:val="28"/>
+          <w:shd w:fill="FFFFFF" w:val="clear"/>
+          <w:lang w:val="ru-RU"/>
+        </w:rPr>
+      </w:pPr>
+      <w:r>
+        <w:rPr>
+          <w:b w:val="false"/>
+          <w:bCs w:val="false"/>
+          <w:color w:val="000000"/>
+          <w:sz w:val="28"/>
+          <w:szCs w:val="28"/>
+          <w:shd w:fill="FFFFFF" w:val="clear"/>
+          <w:lang w:val="ru-RU"/>
+        </w:rPr>
+        <w:t xml:space="preserve">Рисунок 2. Графики </w:t>
+      </w:r>
+      <w:r>
+        <w:rPr>
+          <w:b w:val="false"/>
+          <w:bCs w:val="false"/>
+          <w:color w:val="000000"/>
+          <w:sz w:val="28"/>
+          <w:szCs w:val="28"/>
+          <w:shd w:fill="FFFFFF" w:val="clear"/>
+          <w:lang w:val="en-US"/>
+        </w:rPr>
+        <w:t xml:space="preserve">H(t), G(t), p(t) </w:t>
+      </w:r>
+      <w:r>
+        <w:rPr>
+          <w:b w:val="false"/>
+          <w:bCs w:val="false"/>
+          <w:color w:val="000000"/>
+          <w:sz w:val="28"/>
+          <w:szCs w:val="28"/>
+          <w:shd w:fill="FFFFFF" w:val="clear"/>
+          <w:lang w:val="ru-RU"/>
+        </w:rPr>
+        <w:t>при включении обоих каналов</w:t>
+      </w:r>
+      <w:r>
+        <w:br w:type="page"/>
+      </w:r>
+    </w:p>
+    <w:p>
+      <w:pPr>
+        <w:pStyle w:val="NormalWeb"/>
+        <w:bidi w:val="0"/>
+        <w:spacing w:lineRule="auto" w:line="240" w:before="0" w:after="0"/>
+        <w:jc w:val="start"/>
+        <w:rPr>
+          <w:b/>
+          <w:bCs/>
+          <w:color w:val="000000"/>
+          <w:sz w:val="28"/>
+          <w:szCs w:val="28"/>
+          <w:shd w:fill="FFFFFF" w:val="clear"/>
+          <w:lang w:val="en-US"/>
+        </w:rPr>
+      </w:pPr>
+      <w:r>
+        <w:rPr>
+          <w:b/>
+          <w:bCs/>
+          <w:color w:val="000000"/>
+          <w:sz w:val="28"/>
+          <w:szCs w:val="28"/>
+          <w:shd w:fill="FFFFFF" w:val="clear"/>
+          <w:lang w:val="en-US"/>
+        </w:rPr>
+        <w:t>1.2</w:t>
+      </w:r>
+    </w:p>
+    <w:p>
+      <w:pPr>
+        <w:pStyle w:val="NormalWeb"/>
+        <w:bidi w:val="0"/>
+        <w:spacing w:lineRule="auto" w:line="240" w:before="0" w:after="0"/>
+        <w:jc w:val="start"/>
+        <w:rPr>
+          <w:b w:val="false"/>
+          <w:bCs w:val="false"/>
+          <w:color w:val="000000"/>
+          <w:sz w:val="28"/>
+          <w:szCs w:val="28"/>
+          <w:shd w:fill="FFFFFF" w:val="clear"/>
+          <w:lang w:val="ru-RU"/>
+        </w:rPr>
+      </w:pPr>
+      <w:r>
+        <w:rPr>
+          <w:b w:val="false"/>
+          <w:bCs w:val="false"/>
+          <w:color w:val="000000"/>
+          <w:sz w:val="28"/>
+          <w:szCs w:val="28"/>
+          <w:shd w:fill="FFFFFF" w:val="clear"/>
+          <w:lang w:val="ru-RU"/>
+        </w:rPr>
+        <w:drawing>
+          <wp:inline distT="0" distB="0" distL="0" distR="0">
+            <wp:extent cx="6120130" cy="3298825"/>
+            <wp:effectExtent l="0" t="0" r="0" b="0"/>
+            <wp:docPr id="3" name="Изображение3"/>
+            <wp:cNvGraphicFramePr>
+              <a:graphicFrameLocks xmlns:a="http://schemas.openxmlformats.org/drawingml/2006/main" noChangeAspect="1"/>
+            </wp:cNvGraphicFramePr>
+            <a:graphic xmlns:a="http://schemas.openxmlformats.org/drawingml/2006/main">
+              <a:graphicData uri="http://schemas.openxmlformats.org/drawingml/2006/picture">
+                <pic:pic xmlns:pic="http://schemas.openxmlformats.org/drawingml/2006/picture">
+                  <pic:nvPicPr>
+                    <pic:cNvPr id="3" name="Изображение3"/>
+                    <pic:cNvPicPr>
+                      <a:picLocks noChangeAspect="1" noChangeArrowheads="1"/>
+                    </pic:cNvPicPr>
+                  </pic:nvPicPr>
+                  <pic:blipFill>
+                    <a:blip r:embed="rId4"/>
+                    <a:stretch>
+                      <a:fillRect/>
+                    </a:stretch>
+                  </pic:blipFill>
+                  <pic:spPr bwMode="auto">
+                    <a:xfrm>
+                      <a:off x="0" y="0"/>
+                      <a:ext cx="6120130" cy="3298825"/>
+                    </a:xfrm>
+                    <a:prstGeom prst="rect">
+                      <a:avLst/>
+                    </a:prstGeom>
+                    <a:noFill/>
+                  </pic:spPr>
+                </pic:pic>
+              </a:graphicData>
+            </a:graphic>
+          </wp:inline>
+        </w:drawing>
+      </w:r>
+    </w:p>
+    <w:p>
+      <w:pPr>
+        <w:pStyle w:val="NormalWeb"/>
+        <w:bidi w:val="0"/>
+        <w:spacing w:lineRule="auto" w:line="240" w:before="0" w:after="0"/>
+        <w:jc w:val="start"/>
+        <w:rPr>
+          <w:b w:val="false"/>
+          <w:bCs w:val="false"/>
+          <w:color w:val="000000"/>
+          <w:sz w:val="28"/>
+          <w:szCs w:val="28"/>
+          <w:shd w:fill="FFFFFF" w:val="clear"/>
+          <w:lang w:val="ru-RU"/>
+        </w:rPr>
+      </w:pPr>
+      <w:r>
+        <w:rPr>
+          <w:b w:val="false"/>
+          <w:bCs w:val="false"/>
+          <w:color w:val="000000"/>
+          <w:sz w:val="28"/>
+          <w:szCs w:val="28"/>
+          <w:shd w:fill="FFFFFF" w:val="clear"/>
+          <w:lang w:val="ru-RU"/>
+        </w:rPr>
+        <w:drawing>
+          <wp:inline distT="0" distB="0" distL="0" distR="0">
+            <wp:extent cx="6120130" cy="3872865"/>
+            <wp:effectExtent l="0" t="0" r="0" b="0"/>
+            <wp:docPr id="4" name="Изображение4"/>
+            <wp:cNvGraphicFramePr>
+              <a:graphicFrameLocks xmlns:a="http://schemas.openxmlformats.org/drawingml/2006/main" noChangeAspect="1"/>
+            </wp:cNvGraphicFramePr>
+            <a:graphic xmlns:a="http://schemas.openxmlformats.org/drawingml/2006/main">
+              <a:graphicData uri="http://schemas.openxmlformats.org/drawingml/2006/picture">
+                <pic:pic xmlns:pic="http://schemas.openxmlformats.org/drawingml/2006/picture">
+                  <pic:nvPicPr>
+                    <pic:cNvPr id="4" name="Изображение4"/>
+                    <pic:cNvPicPr>
+                      <a:picLocks noChangeAspect="1" noChangeArrowheads="1"/>
+                    </pic:cNvPicPr>
+                  </pic:nvPicPr>
+                  <pic:blipFill>
+                    <a:blip r:embed="rId5"/>
+                    <a:stretch>
+                      <a:fillRect/>
+                    </a:stretch>
+                  </pic:blipFill>
+                  <pic:spPr bwMode="auto">
+                    <a:xfrm>
+                      <a:off x="0" y="0"/>
+                      <a:ext cx="6120130" cy="3872865"/>
+                    </a:xfrm>
+                    <a:prstGeom prst="rect">
+                      <a:avLst/>
+                    </a:prstGeom>
+                    <a:noFill/>
+                  </pic:spPr>
+                </pic:pic>
+              </a:graphicData>
+            </a:graphic>
+          </wp:inline>
+        </w:drawing>
+      </w:r>
+    </w:p>
+    <w:p>
+      <w:pPr>
+        <w:pStyle w:val="NormalWeb"/>
+        <w:bidi w:val="0"/>
+        <w:spacing w:lineRule="auto" w:line="240" w:before="0" w:after="0"/>
+        <w:jc w:val="center"/>
+        <w:rPr>
+          <w:b w:val="false"/>
+          <w:bCs w:val="false"/>
+          <w:color w:val="000000"/>
+          <w:sz w:val="28"/>
+          <w:szCs w:val="28"/>
+          <w:shd w:fill="FFFFFF" w:val="clear"/>
+          <w:lang w:val="ru-RU"/>
+        </w:rPr>
+      </w:pPr>
+      <w:r>
+        <w:rPr>
+          <w:b w:val="false"/>
+          <w:bCs w:val="false"/>
+          <w:color w:val="000000"/>
+          <w:sz w:val="28"/>
+          <w:szCs w:val="28"/>
+          <w:shd w:fill="FFFFFF" w:val="clear"/>
+          <w:lang w:val="ru-RU"/>
+        </w:rPr>
+        <w:t>Рисунки 3, 4. При увеличении Тимп происходит увеличение длительности и смещение реакции на импульс</w:t>
+      </w:r>
+    </w:p>
+    <w:p>
+      <w:pPr>
+        <w:pStyle w:val="NormalWeb"/>
+        <w:bidi w:val="0"/>
+        <w:spacing w:lineRule="auto" w:line="240" w:before="0" w:after="0"/>
+        <w:jc w:val="center"/>
+        <w:rPr>
+          <w:b w:val="false"/>
+          <w:bCs w:val="false"/>
+          <w:color w:val="000000"/>
+          <w:sz w:val="28"/>
+          <w:szCs w:val="28"/>
+          <w:shd w:fill="FFFFFF" w:val="clear"/>
+          <w:lang w:val="ru-RU"/>
+        </w:rPr>
+      </w:pPr>
+      <w:r>
+        <w:rPr>
+          <w:b w:val="false"/>
+          <w:bCs w:val="false"/>
+          <w:color w:val="000000"/>
+          <w:sz w:val="28"/>
+          <w:szCs w:val="28"/>
+          <w:shd w:fill="FFFFFF" w:val="clear"/>
+          <w:lang w:val="ru-RU"/>
+        </w:rPr>
+      </w:r>
+      <w:r>
+        <w:br w:type="page"/>
+      </w:r>
+    </w:p>
+    <w:p>
+      <w:pPr>
+        <w:pStyle w:val="NormalWeb"/>
+        <w:bidi w:val="0"/>
+        <w:spacing w:lineRule="auto" w:line="240" w:before="0" w:after="0"/>
+        <w:jc w:val="center"/>
+        <w:rPr>
+          <w:b w:val="false"/>
+          <w:bCs w:val="false"/>
+          <w:color w:val="000000"/>
+          <w:sz w:val="28"/>
+          <w:szCs w:val="28"/>
+          <w:shd w:fill="FFFFFF" w:val="clear"/>
+          <w:lang w:val="ru-RU"/>
+        </w:rPr>
+      </w:pPr>
+      <w:r>
+        <w:rPr>
+          <w:b w:val="false"/>
+          <w:bCs w:val="false"/>
+          <w:color w:val="000000"/>
+          <w:sz w:val="28"/>
+          <w:szCs w:val="28"/>
+          <w:shd w:fill="FFFFFF" w:val="clear"/>
+          <w:lang w:val="ru-RU"/>
+        </w:rPr>
+        <w:drawing>
+          <wp:inline distT="0" distB="0" distL="0" distR="0">
+            <wp:extent cx="6120130" cy="3879215"/>
+            <wp:effectExtent l="0" t="0" r="0" b="0"/>
+            <wp:docPr id="5" name="Изображение5"/>
+            <wp:cNvGraphicFramePr>
+              <a:graphicFrameLocks xmlns:a="http://schemas.openxmlformats.org/drawingml/2006/main" noChangeAspect="1"/>
+            </wp:cNvGraphicFramePr>
+            <a:graphic xmlns:a="http://schemas.openxmlformats.org/drawingml/2006/main">
+              <a:graphicData uri="http://schemas.openxmlformats.org/drawingml/2006/picture">
+                <pic:pic xmlns:pic="http://schemas.openxmlformats.org/drawingml/2006/picture">
+                  <pic:nvPicPr>
+                    <pic:cNvPr id="5" name="Изображение5"/>
+                    <pic:cNvPicPr>
+                      <a:picLocks noChangeAspect="1" noChangeArrowheads="1"/>
+                    </pic:cNvPicPr>
+                  </pic:nvPicPr>
+                  <pic:blipFill>
+                    <a:blip r:embed="rId6"/>
+                    <a:stretch>
+                      <a:fillRect/>
+                    </a:stretch>
+                  </pic:blipFill>
+                  <pic:spPr bwMode="auto">
+                    <a:xfrm>
+                      <a:off x="0" y="0"/>
+                      <a:ext cx="6120130" cy="3879215"/>
+                    </a:xfrm>
+                    <a:prstGeom prst="rect">
+                      <a:avLst/>
+                    </a:prstGeom>
+                    <a:noFill/>
+                  </pic:spPr>
+                </pic:pic>
+              </a:graphicData>
+            </a:graphic>
+          </wp:inline>
+        </w:drawing>
+      </w:r>
+    </w:p>
+    <w:p>
+      <w:pPr>
+        <w:pStyle w:val="NormalWeb"/>
+        <w:bidi w:val="0"/>
+        <w:spacing w:lineRule="auto" w:line="240" w:before="0" w:after="0"/>
+        <w:jc w:val="center"/>
+        <w:rPr>
+          <w:b w:val="false"/>
+          <w:bCs w:val="false"/>
+          <w:color w:val="000000"/>
+          <w:sz w:val="28"/>
+          <w:szCs w:val="28"/>
+          <w:shd w:fill="FFFFFF" w:val="clear"/>
+          <w:lang w:val="ru-RU"/>
+        </w:rPr>
+      </w:pPr>
+      <w:r>
+        <w:rPr>
+          <w:b w:val="false"/>
+          <w:bCs w:val="false"/>
+          <w:color w:val="000000"/>
+          <w:sz w:val="28"/>
+          <w:szCs w:val="28"/>
+          <w:shd w:fill="FFFFFF" w:val="clear"/>
+          <w:lang w:val="ru-RU"/>
+        </w:rPr>
+        <w:drawing>
+          <wp:inline distT="0" distB="0" distL="0" distR="0">
+            <wp:extent cx="6120130" cy="3874135"/>
+            <wp:effectExtent l="0" t="0" r="0" b="0"/>
+            <wp:docPr id="6" name="Изображение6"/>
+            <wp:cNvGraphicFramePr>
+              <a:graphicFrameLocks xmlns:a="http://schemas.openxmlformats.org/drawingml/2006/main" noChangeAspect="1"/>
+            </wp:cNvGraphicFramePr>
+            <a:graphic xmlns:a="http://schemas.openxmlformats.org/drawingml/2006/main">
+              <a:graphicData uri="http://schemas.openxmlformats.org/drawingml/2006/picture">
+                <pic:pic xmlns:pic="http://schemas.openxmlformats.org/drawingml/2006/picture">
+                  <pic:nvPicPr>
+                    <pic:cNvPr id="6" name="Изображение6"/>
+                    <pic:cNvPicPr>
+                      <a:picLocks noChangeAspect="1" noChangeArrowheads="1"/>
+                    </pic:cNvPicPr>
+                  </pic:nvPicPr>
+                  <pic:blipFill>
+                    <a:blip r:embed="rId7"/>
+                    <a:stretch>
+                      <a:fillRect/>
+                    </a:stretch>
+                  </pic:blipFill>
+                  <pic:spPr bwMode="auto">
+                    <a:xfrm>
+                      <a:off x="0" y="0"/>
+                      <a:ext cx="6120130" cy="3874135"/>
+                    </a:xfrm>
+                    <a:prstGeom prst="rect">
+                      <a:avLst/>
+                    </a:prstGeom>
+                    <a:noFill/>
+                  </pic:spPr>
+                </pic:pic>
+              </a:graphicData>
+            </a:graphic>
+          </wp:inline>
+        </w:drawing>
+      </w:r>
+    </w:p>
+    <w:p>
+      <w:pPr>
+        <w:pStyle w:val="NormalWeb"/>
+        <w:bidi w:val="0"/>
+        <w:spacing w:lineRule="auto" w:line="240" w:before="0" w:after="0"/>
+        <w:jc w:val="center"/>
+        <w:rPr>
+          <w:b w:val="false"/>
+          <w:bCs w:val="false"/>
+          <w:color w:val="000000"/>
+          <w:sz w:val="28"/>
+          <w:szCs w:val="28"/>
+          <w:shd w:fill="FFFFFF" w:val="clear"/>
+          <w:lang w:val="ru-RU"/>
+        </w:rPr>
+      </w:pPr>
+      <w:r>
+        <w:rPr>
+          <w:b w:val="false"/>
+          <w:bCs w:val="false"/>
+          <w:color w:val="000000"/>
+          <w:sz w:val="28"/>
+          <w:szCs w:val="28"/>
+          <w:shd w:fill="FFFFFF" w:val="clear"/>
+          <w:lang w:val="ru-RU"/>
+        </w:rPr>
+        <w:t xml:space="preserve">Рисунки 5, 6. При увеличении первого канала происходит сглаживание </w:t>
+      </w:r>
+      <w:r>
+        <w:rPr>
+          <w:b w:val="false"/>
+          <w:bCs w:val="false"/>
+          <w:color w:val="000000"/>
+          <w:sz w:val="28"/>
+          <w:szCs w:val="28"/>
+          <w:shd w:fill="FFFFFF" w:val="clear"/>
+          <w:lang w:val="en-US"/>
+        </w:rPr>
+        <w:t xml:space="preserve">G(t) </w:t>
+      </w:r>
+      <w:r>
+        <w:rPr>
+          <w:b w:val="false"/>
+          <w:bCs w:val="false"/>
+          <w:color w:val="000000"/>
+          <w:sz w:val="28"/>
+          <w:szCs w:val="28"/>
+          <w:shd w:fill="FFFFFF" w:val="clear"/>
+          <w:lang w:val="ru-RU"/>
+        </w:rPr>
+        <w:t xml:space="preserve">и смещение </w:t>
+      </w:r>
+      <w:r>
+        <w:rPr>
+          <w:b w:val="false"/>
+          <w:bCs w:val="false"/>
+          <w:color w:val="000000"/>
+          <w:sz w:val="28"/>
+          <w:szCs w:val="28"/>
+          <w:shd w:fill="FFFFFF" w:val="clear"/>
+          <w:lang w:val="en-US"/>
+        </w:rPr>
+        <w:t xml:space="preserve">H(t). </w:t>
+      </w:r>
+      <w:r>
+        <w:rPr>
+          <w:b w:val="false"/>
+          <w:bCs w:val="false"/>
+          <w:color w:val="000000"/>
+          <w:sz w:val="28"/>
+          <w:szCs w:val="28"/>
+          <w:shd w:fill="FFFFFF" w:val="clear"/>
+          <w:lang w:val="ru-RU"/>
+        </w:rPr>
+        <w:t>Импульс не меняется</w:t>
+      </w:r>
+    </w:p>
+    <w:p>
+      <w:pPr>
+        <w:pStyle w:val="NormalWeb"/>
+        <w:bidi w:val="0"/>
+        <w:spacing w:lineRule="auto" w:line="240" w:before="0" w:after="0"/>
+        <w:jc w:val="center"/>
+        <w:rPr>
+          <w:b w:val="false"/>
+          <w:bCs w:val="false"/>
+          <w:color w:val="000000"/>
+          <w:sz w:val="28"/>
+          <w:szCs w:val="28"/>
+          <w:shd w:fill="FFFFFF" w:val="clear"/>
+          <w:lang w:val="ru-RU"/>
+        </w:rPr>
+      </w:pPr>
+      <w:r>
+        <w:rPr>
+          <w:b w:val="false"/>
+          <w:bCs w:val="false"/>
+          <w:color w:val="000000"/>
+          <w:sz w:val="28"/>
+          <w:szCs w:val="28"/>
+          <w:shd w:fill="FFFFFF" w:val="clear"/>
+          <w:lang w:val="ru-RU"/>
+        </w:rPr>
+      </w:r>
+      <w:r>
+        <w:br w:type="page"/>
+      </w:r>
+    </w:p>
+    <w:p>
+      <w:pPr>
+        <w:pStyle w:val="NormalWeb"/>
+        <w:bidi w:val="0"/>
+        <w:spacing w:lineRule="auto" w:line="240" w:before="0" w:after="0"/>
+        <w:jc w:val="start"/>
+        <w:rPr>
+          <w:b/>
+          <w:bCs/>
+          <w:color w:val="000000"/>
+          <w:sz w:val="28"/>
+          <w:szCs w:val="28"/>
+          <w:shd w:fill="FFFFFF" w:val="clear"/>
+          <w:lang w:val="en-US"/>
+        </w:rPr>
+      </w:pPr>
+      <w:r>
+        <w:rPr>
+          <w:b/>
+          <w:bCs/>
+          <w:color w:val="000000"/>
+          <w:sz w:val="28"/>
+          <w:szCs w:val="28"/>
+          <w:shd w:fill="FFFFFF" w:val="clear"/>
+          <w:lang w:val="en-US"/>
+        </w:rPr>
+        <w:t>1.3</w:t>
+      </w:r>
+    </w:p>
+    <w:p>
+      <w:pPr>
+        <w:pStyle w:val="NormalWeb"/>
+        <w:bidi w:val="0"/>
+        <w:spacing w:lineRule="auto" w:line="240" w:before="0" w:after="0"/>
+        <w:jc w:val="center"/>
+        <w:rPr>
+          <w:b w:val="false"/>
+          <w:bCs w:val="false"/>
+          <w:color w:val="000000"/>
+          <w:sz w:val="28"/>
+          <w:szCs w:val="28"/>
+          <w:shd w:fill="FFFFFF" w:val="clear"/>
+          <w:lang w:val="ru-RU"/>
+        </w:rPr>
+      </w:pPr>
+      <w:r>
+        <w:rPr>
+          <w:b w:val="false"/>
+          <w:bCs w:val="false"/>
+          <w:color w:val="000000"/>
+          <w:sz w:val="28"/>
+          <w:szCs w:val="28"/>
+          <w:shd w:fill="FFFFFF" w:val="clear"/>
+          <w:lang w:val="ru-RU"/>
+        </w:rPr>
+        <w:drawing>
+          <wp:inline distT="0" distB="0" distL="0" distR="0">
+            <wp:extent cx="6120130" cy="3888740"/>
+            <wp:effectExtent l="0" t="0" r="0" b="0"/>
+            <wp:docPr id="7" name="Изображение7"/>
+            <wp:cNvGraphicFramePr>
+              <a:graphicFrameLocks xmlns:a="http://schemas.openxmlformats.org/drawingml/2006/main" noChangeAspect="1"/>
+            </wp:cNvGraphicFramePr>
+            <a:graphic xmlns:a="http://schemas.openxmlformats.org/drawingml/2006/main">
+              <a:graphicData uri="http://schemas.openxmlformats.org/drawingml/2006/picture">
+                <pic:pic xmlns:pic="http://schemas.openxmlformats.org/drawingml/2006/picture">
+                  <pic:nvPicPr>
+                    <pic:cNvPr id="7" name="Изображение7"/>
+                    <pic:cNvPicPr>
+                      <a:picLocks noChangeAspect="1" noChangeArrowheads="1"/>
+                    </pic:cNvPicPr>
+                  </pic:nvPicPr>
+                  <pic:blipFill>
+                    <a:blip r:embed="rId8"/>
+                    <a:stretch>
+                      <a:fillRect/>
+                    </a:stretch>
+                  </pic:blipFill>
+                  <pic:spPr bwMode="auto">
+                    <a:xfrm>
+                      <a:off x="0" y="0"/>
+                      <a:ext cx="6120130" cy="3888740"/>
+                    </a:xfrm>
+                    <a:prstGeom prst="rect">
+                      <a:avLst/>
+                    </a:prstGeom>
+                    <a:noFill/>
+                  </pic:spPr>
+                </pic:pic>
+              </a:graphicData>
+            </a:graphic>
+          </wp:inline>
+        </w:drawing>
+      </w:r>
+    </w:p>
+    <w:p>
+      <w:pPr>
+        <w:pStyle w:val="NormalWeb"/>
+        <w:bidi w:val="0"/>
+        <w:spacing w:lineRule="auto" w:line="240" w:before="0" w:after="0"/>
+        <w:jc w:val="center"/>
+        <w:rPr>
+          <w:b w:val="false"/>
+          <w:bCs w:val="false"/>
+          <w:color w:val="000000"/>
+          <w:sz w:val="28"/>
+          <w:szCs w:val="28"/>
+          <w:shd w:fill="FFFFFF" w:val="clear"/>
+          <w:lang w:val="ru-RU"/>
+        </w:rPr>
+      </w:pPr>
+      <w:r>
+        <w:rPr>
+          <w:b w:val="false"/>
+          <w:bCs w:val="false"/>
+          <w:color w:val="000000"/>
+          <w:sz w:val="28"/>
+          <w:szCs w:val="28"/>
+          <w:shd w:fill="FFFFFF" w:val="clear"/>
+          <w:lang w:val="ru-RU"/>
+        </w:rPr>
+        <w:t xml:space="preserve">Рисунок 7. Скорость передачи, при которой </w:t>
+      </w:r>
+      <w:r>
+        <w:rPr>
+          <w:b w:val="false"/>
+          <w:bCs w:val="false"/>
+          <w:color w:val="000000"/>
+          <w:sz w:val="28"/>
+          <w:szCs w:val="28"/>
+          <w:shd w:fill="FFFFFF" w:val="clear"/>
+          <w:lang w:val="en-US"/>
+        </w:rPr>
+        <w:t>Dmin = 90</w:t>
+      </w:r>
+    </w:p>
+    <w:p>
+      <w:pPr>
+        <w:pStyle w:val="NormalWeb"/>
+        <w:bidi w:val="0"/>
+        <w:spacing w:lineRule="auto" w:line="240" w:before="0" w:after="0"/>
+        <w:jc w:val="center"/>
+        <w:rPr>
+          <w:b w:val="false"/>
+          <w:bCs w:val="false"/>
+          <w:color w:val="000000"/>
+          <w:sz w:val="28"/>
+          <w:szCs w:val="28"/>
+          <w:shd w:fill="FFFFFF" w:val="clear"/>
+          <w:lang w:val="en-US"/>
+        </w:rPr>
+      </w:pPr>
+      <w:r>
+        <w:rPr>
+          <w:b w:val="false"/>
+          <w:bCs w:val="false"/>
+          <w:color w:val="000000"/>
+          <w:sz w:val="28"/>
+          <w:szCs w:val="28"/>
+          <w:shd w:fill="FFFFFF" w:val="clear"/>
+          <w:lang w:val="en-US"/>
+        </w:rPr>
+      </w:r>
+      <w:r>
+        <w:br w:type="page"/>
+      </w:r>
+    </w:p>
+    <w:p>
+      <w:pPr>
+        <w:pStyle w:val="NormalWeb"/>
+        <w:bidi w:val="0"/>
+        <w:spacing w:lineRule="auto" w:line="240" w:before="0" w:after="0"/>
+        <w:jc w:val="start"/>
+        <w:rPr>
+          <w:b/>
+          <w:bCs/>
+          <w:color w:val="000000"/>
+          <w:sz w:val="28"/>
+          <w:szCs w:val="28"/>
+          <w:shd w:fill="FFFFFF" w:val="clear"/>
+          <w:lang w:val="en-US"/>
+        </w:rPr>
+      </w:pPr>
+      <w:r>
+        <w:rPr>
+          <w:b/>
+          <w:bCs/>
+          <w:color w:val="000000"/>
+          <w:sz w:val="28"/>
+          <w:szCs w:val="28"/>
+          <w:shd w:fill="FFFFFF" w:val="clear"/>
+          <w:lang w:val="en-US"/>
+        </w:rPr>
+        <w:t>1.4</w:t>
+      </w:r>
+    </w:p>
+    <w:p>
+      <w:pPr>
+        <w:pStyle w:val="NormalWeb"/>
+        <w:bidi w:val="0"/>
+        <w:spacing w:lineRule="auto" w:line="240" w:before="0" w:after="0"/>
+        <w:jc w:val="center"/>
+        <w:rPr>
+          <w:b w:val="false"/>
+          <w:bCs w:val="false"/>
+          <w:color w:val="000000"/>
+          <w:sz w:val="28"/>
+          <w:szCs w:val="28"/>
+          <w:shd w:fill="FFFFFF" w:val="clear"/>
+          <w:lang w:val="en-US"/>
+        </w:rPr>
+      </w:pPr>
+      <w:r>
+        <w:rPr>
+          <w:b w:val="false"/>
+          <w:bCs w:val="false"/>
+          <w:color w:val="000000"/>
+          <w:sz w:val="28"/>
+          <w:szCs w:val="28"/>
+          <w:shd w:fill="FFFFFF" w:val="clear"/>
+          <w:lang w:val="en-US"/>
+        </w:rPr>
+        <w:drawing>
+          <wp:inline distT="0" distB="0" distL="0" distR="0">
+            <wp:extent cx="6120130" cy="3853815"/>
+            <wp:effectExtent l="0" t="0" r="0" b="0"/>
+            <wp:docPr id="8" name="Изображение8"/>
+            <wp:cNvGraphicFramePr>
+              <a:graphicFrameLocks xmlns:a="http://schemas.openxmlformats.org/drawingml/2006/main" noChangeAspect="1"/>
+            </wp:cNvGraphicFramePr>
+            <a:graphic xmlns:a="http://schemas.openxmlformats.org/drawingml/2006/main">
+              <a:graphicData uri="http://schemas.openxmlformats.org/drawingml/2006/picture">
+                <pic:pic xmlns:pic="http://schemas.openxmlformats.org/drawingml/2006/picture">
+                  <pic:nvPicPr>
+                    <pic:cNvPr id="8" name="Изображение8"/>
+                    <pic:cNvPicPr>
+                      <a:picLocks noChangeAspect="1" noChangeArrowheads="1"/>
+                    </pic:cNvPicPr>
+                  </pic:nvPicPr>
+                  <pic:blipFill>
+                    <a:blip r:embed="rId9"/>
+                    <a:stretch>
+                      <a:fillRect/>
+                    </a:stretch>
+                  </pic:blipFill>
+                  <pic:spPr bwMode="auto">
+                    <a:xfrm>
+                      <a:off x="0" y="0"/>
+                      <a:ext cx="6120130" cy="3853815"/>
+                    </a:xfrm>
+                    <a:prstGeom prst="rect">
+                      <a:avLst/>
+                    </a:prstGeom>
+                    <a:noFill/>
+                  </pic:spPr>
+                </pic:pic>
+              </a:graphicData>
+            </a:graphic>
+          </wp:inline>
+        </w:drawing>
+      </w:r>
+      <w:r>
+        <w:rPr>
+          <w:b w:val="false"/>
+          <w:bCs w:val="false"/>
+          <w:color w:val="000000"/>
+          <w:sz w:val="28"/>
+          <w:szCs w:val="28"/>
+          <w:shd w:fill="FFFFFF" w:val="clear"/>
+          <w:lang w:val="en-US"/>
+        </w:rPr>
+        <w:drawing>
+          <wp:inline distT="0" distB="0" distL="0" distR="0">
+            <wp:extent cx="6120130" cy="3851275"/>
+            <wp:effectExtent l="0" t="0" r="0" b="0"/>
+            <wp:docPr id="9" name="Изображение9"/>
+            <wp:cNvGraphicFramePr>
+              <a:graphicFrameLocks xmlns:a="http://schemas.openxmlformats.org/drawingml/2006/main" noChangeAspect="1"/>
+            </wp:cNvGraphicFramePr>
+            <a:graphic xmlns:a="http://schemas.openxmlformats.org/drawingml/2006/main">
+              <a:graphicData uri="http://schemas.openxmlformats.org/drawingml/2006/picture">
+                <pic:pic xmlns:pic="http://schemas.openxmlformats.org/drawingml/2006/picture">
+                  <pic:nvPicPr>
+                    <pic:cNvPr id="9" name="Изображение9"/>
+                    <pic:cNvPicPr>
+                      <a:picLocks noChangeAspect="1" noChangeArrowheads="1"/>
+                    </pic:cNvPicPr>
+                  </pic:nvPicPr>
+                  <pic:blipFill>
+                    <a:blip r:embed="rId10"/>
+                    <a:stretch>
+                      <a:fillRect/>
+                    </a:stretch>
+                  </pic:blipFill>
+                  <pic:spPr bwMode="auto">
+                    <a:xfrm>
+                      <a:off x="0" y="0"/>
+                      <a:ext cx="6120130" cy="3851275"/>
+                    </a:xfrm>
+                    <a:prstGeom prst="rect">
+                      <a:avLst/>
+                    </a:prstGeom>
+                    <a:noFill/>
+                  </pic:spPr>
+                </pic:pic>
+              </a:graphicData>
+            </a:graphic>
+          </wp:inline>
+        </w:drawing>
+      </w:r>
+    </w:p>
+    <w:p>
+      <w:pPr>
+        <w:pStyle w:val="NormalWeb"/>
+        <w:bidi w:val="0"/>
+        <w:spacing w:lineRule="auto" w:line="240" w:before="0" w:after="0"/>
+        <w:jc w:val="center"/>
+        <w:rPr>
+          <w:b w:val="false"/>
+          <w:bCs w:val="false"/>
+          <w:color w:val="000000"/>
+          <w:sz w:val="28"/>
+          <w:szCs w:val="28"/>
+          <w:shd w:fill="FFFFFF" w:val="clear"/>
+          <w:lang w:val="en-US"/>
+        </w:rPr>
+      </w:pPr>
+      <w:r>
+        <w:rPr>
+          <w:b w:val="false"/>
+          <w:bCs w:val="false"/>
+          <w:color w:val="000000"/>
+          <w:sz w:val="28"/>
+          <w:szCs w:val="28"/>
+          <w:shd w:fill="FFFFFF" w:val="clear"/>
+          <w:lang w:val="en-US"/>
+        </w:rPr>
+        <w:drawing>
+          <wp:inline distT="0" distB="0" distL="0" distR="0">
+            <wp:extent cx="6120130" cy="3876040"/>
+            <wp:effectExtent l="0" t="0" r="0" b="0"/>
+            <wp:docPr id="10" name="Изображение10"/>
+            <wp:cNvGraphicFramePr>
+              <a:graphicFrameLocks xmlns:a="http://schemas.openxmlformats.org/drawingml/2006/main" noChangeAspect="1"/>
+            </wp:cNvGraphicFramePr>
+            <a:graphic xmlns:a="http://schemas.openxmlformats.org/drawingml/2006/main">
+              <a:graphicData uri="http://schemas.openxmlformats.org/drawingml/2006/picture">
+                <pic:pic xmlns:pic="http://schemas.openxmlformats.org/drawingml/2006/picture">
+                  <pic:nvPicPr>
+                    <pic:cNvPr id="10" name="Изображение10"/>
+                    <pic:cNvPicPr>
+                      <a:picLocks noChangeAspect="1" noChangeArrowheads="1"/>
+                    </pic:cNvPicPr>
+                  </pic:nvPicPr>
+                  <pic:blipFill>
+                    <a:blip r:embed="rId11"/>
+                    <a:stretch>
+                      <a:fillRect/>
+                    </a:stretch>
+                  </pic:blipFill>
+                  <pic:spPr bwMode="auto">
+                    <a:xfrm>
+                      <a:off x="0" y="0"/>
+                      <a:ext cx="6120130" cy="3876040"/>
+                    </a:xfrm>
+                    <a:prstGeom prst="rect">
+                      <a:avLst/>
+                    </a:prstGeom>
+                    <a:noFill/>
+                  </pic:spPr>
+                </pic:pic>
+              </a:graphicData>
+            </a:graphic>
+          </wp:inline>
+        </w:drawing>
+      </w:r>
+    </w:p>
+    <w:p>
+      <w:pPr>
+        <w:pStyle w:val="NormalWeb"/>
+        <w:bidi w:val="0"/>
+        <w:spacing w:lineRule="auto" w:line="240" w:before="0" w:after="0"/>
+        <w:jc w:val="center"/>
+        <w:rPr>
+          <w:b w:val="false"/>
+          <w:bCs w:val="false"/>
+          <w:color w:val="000000"/>
+          <w:sz w:val="28"/>
+          <w:szCs w:val="28"/>
+          <w:shd w:fill="FFFFFF" w:val="clear"/>
+          <w:lang w:val="ru-RU"/>
+        </w:rPr>
+      </w:pPr>
+      <w:r>
+        <w:rPr>
+          <w:b w:val="false"/>
+          <w:bCs w:val="false"/>
+          <w:color w:val="000000"/>
+          <w:sz w:val="28"/>
+          <w:szCs w:val="28"/>
+          <w:shd w:fill="FFFFFF" w:val="clear"/>
+          <w:lang w:val="ru-RU"/>
+        </w:rPr>
+        <w:t xml:space="preserve">Рисунки 8, 9, 10. Скорость передачи, при которой значение </w:t>
+      </w:r>
+      <w:r>
+        <w:rPr>
+          <w:b w:val="false"/>
+          <w:bCs w:val="false"/>
+          <w:color w:val="000000"/>
+          <w:sz w:val="28"/>
+          <w:szCs w:val="28"/>
+          <w:shd w:fill="FFFFFF" w:val="clear"/>
+          <w:lang w:val="en-US"/>
+        </w:rPr>
+        <w:t xml:space="preserve">Dmin </w:t>
+      </w:r>
+      <w:r>
+        <w:rPr>
+          <w:b w:val="false"/>
+          <w:bCs w:val="false"/>
+          <w:color w:val="000000"/>
+          <w:sz w:val="28"/>
+          <w:szCs w:val="28"/>
+          <w:shd w:fill="FFFFFF" w:val="clear"/>
+          <w:lang w:val="ru-RU"/>
+        </w:rPr>
+        <w:t>равно соответственно 60, 40 и 10 при первом включённом канале.</w:t>
+      </w:r>
+      <w:r>
+        <w:br w:type="page"/>
+      </w:r>
+    </w:p>
+    <w:p>
+      <w:pPr>
+        <w:pStyle w:val="NormalWeb"/>
+        <w:bidi w:val="0"/>
+        <w:spacing w:lineRule="auto" w:line="240" w:before="0" w:after="0"/>
+        <w:jc w:val="center"/>
+        <w:rPr>
+          <w:b w:val="false"/>
+          <w:bCs w:val="false"/>
+          <w:color w:val="000000"/>
+          <w:sz w:val="28"/>
+          <w:szCs w:val="28"/>
+          <w:shd w:fill="FFFFFF" w:val="clear"/>
+          <w:lang w:val="ru-RU"/>
+        </w:rPr>
+      </w:pPr>
+      <w:r>
+        <w:rPr>
+          <w:b w:val="false"/>
+          <w:bCs w:val="false"/>
+          <w:color w:val="000000"/>
+          <w:sz w:val="28"/>
+          <w:szCs w:val="28"/>
+          <w:shd w:fill="FFFFFF" w:val="clear"/>
+          <w:lang w:val="ru-RU"/>
+        </w:rPr>
+        <w:drawing>
+          <wp:inline distT="0" distB="0" distL="0" distR="0">
+            <wp:extent cx="6120130" cy="3871595"/>
+            <wp:effectExtent l="0" t="0" r="0" b="0"/>
+            <wp:docPr id="11" name="Изображение11"/>
+            <wp:cNvGraphicFramePr>
+              <a:graphicFrameLocks xmlns:a="http://schemas.openxmlformats.org/drawingml/2006/main" noChangeAspect="1"/>
+            </wp:cNvGraphicFramePr>
+            <a:graphic xmlns:a="http://schemas.openxmlformats.org/drawingml/2006/main">
+              <a:graphicData uri="http://schemas.openxmlformats.org/drawingml/2006/picture">
+                <pic:pic xmlns:pic="http://schemas.openxmlformats.org/drawingml/2006/picture">
+                  <pic:nvPicPr>
+                    <pic:cNvPr id="11" name="Изображение11"/>
+                    <pic:cNvPicPr>
+                      <a:picLocks noChangeAspect="1" noChangeArrowheads="1"/>
+                    </pic:cNvPicPr>
+                  </pic:nvPicPr>
+                  <pic:blipFill>
+                    <a:blip r:embed="rId12"/>
+                    <a:stretch>
+                      <a:fillRect/>
+                    </a:stretch>
+                  </pic:blipFill>
+                  <pic:spPr bwMode="auto">
+                    <a:xfrm>
+                      <a:off x="0" y="0"/>
+                      <a:ext cx="6120130" cy="3871595"/>
+                    </a:xfrm>
+                    <a:prstGeom prst="rect">
+                      <a:avLst/>
+                    </a:prstGeom>
+                    <a:noFill/>
+                  </pic:spPr>
+                </pic:pic>
+              </a:graphicData>
+            </a:graphic>
+          </wp:inline>
+        </w:drawing>
+      </w:r>
+    </w:p>
+    <w:p>
+      <w:pPr>
+        <w:pStyle w:val="NormalWeb"/>
+        <w:bidi w:val="0"/>
+        <w:spacing w:lineRule="auto" w:line="240" w:before="0" w:after="0"/>
+        <w:jc w:val="center"/>
+        <w:rPr>
+          <w:b w:val="false"/>
+          <w:bCs w:val="false"/>
+          <w:color w:val="000000"/>
+          <w:sz w:val="28"/>
+          <w:szCs w:val="28"/>
+          <w:shd w:fill="FFFFFF" w:val="clear"/>
+          <w:lang w:val="ru-RU"/>
+        </w:rPr>
+      </w:pPr>
+      <w:r>
+        <w:rPr>
+          <w:b w:val="false"/>
+          <w:bCs w:val="false"/>
+          <w:color w:val="000000"/>
+          <w:sz w:val="28"/>
+          <w:szCs w:val="28"/>
+          <w:shd w:fill="FFFFFF" w:val="clear"/>
+          <w:lang w:val="ru-RU"/>
+        </w:rPr>
+        <w:drawing>
+          <wp:inline distT="0" distB="0" distL="0" distR="0">
+            <wp:extent cx="6120130" cy="3856990"/>
+            <wp:effectExtent l="0" t="0" r="0" b="0"/>
+            <wp:docPr id="12" name="Изображение12"/>
+            <wp:cNvGraphicFramePr>
+              <a:graphicFrameLocks xmlns:a="http://schemas.openxmlformats.org/drawingml/2006/main" noChangeAspect="1"/>
+            </wp:cNvGraphicFramePr>
+            <a:graphic xmlns:a="http://schemas.openxmlformats.org/drawingml/2006/main">
+              <a:graphicData uri="http://schemas.openxmlformats.org/drawingml/2006/picture">
+                <pic:pic xmlns:pic="http://schemas.openxmlformats.org/drawingml/2006/picture">
+                  <pic:nvPicPr>
+                    <pic:cNvPr id="12" name="Изображение12"/>
+                    <pic:cNvPicPr>
+                      <a:picLocks noChangeAspect="1" noChangeArrowheads="1"/>
+                    </pic:cNvPicPr>
+                  </pic:nvPicPr>
+                  <pic:blipFill>
+                    <a:blip r:embed="rId13"/>
+                    <a:stretch>
+                      <a:fillRect/>
+                    </a:stretch>
+                  </pic:blipFill>
+                  <pic:spPr bwMode="auto">
+                    <a:xfrm>
+                      <a:off x="0" y="0"/>
+                      <a:ext cx="6120130" cy="3856990"/>
+                    </a:xfrm>
+                    <a:prstGeom prst="rect">
+                      <a:avLst/>
+                    </a:prstGeom>
+                    <a:noFill/>
+                  </pic:spPr>
+                </pic:pic>
+              </a:graphicData>
+            </a:graphic>
+          </wp:inline>
+        </w:drawing>
+      </w:r>
+    </w:p>
+    <w:p>
+      <w:pPr>
+        <w:pStyle w:val="NormalWeb"/>
+        <w:bidi w:val="0"/>
+        <w:spacing w:lineRule="auto" w:line="240" w:before="0" w:after="0"/>
+        <w:jc w:val="center"/>
+        <w:rPr>
+          <w:b w:val="false"/>
+          <w:bCs w:val="false"/>
+          <w:color w:val="000000"/>
+          <w:sz w:val="28"/>
+          <w:szCs w:val="28"/>
+          <w:shd w:fill="FFFFFF" w:val="clear"/>
+          <w:lang w:val="ru-RU"/>
+        </w:rPr>
+      </w:pPr>
+      <w:r>
+        <w:rPr>
+          <w:b w:val="false"/>
+          <w:bCs w:val="false"/>
+          <w:color w:val="000000"/>
+          <w:sz w:val="28"/>
+          <w:szCs w:val="28"/>
+          <w:shd w:fill="FFFFFF" w:val="clear"/>
+          <w:lang w:val="ru-RU"/>
+        </w:rPr>
+        <w:drawing>
+          <wp:inline distT="0" distB="0" distL="0" distR="0">
+            <wp:extent cx="6120130" cy="3848735"/>
+            <wp:effectExtent l="0" t="0" r="0" b="0"/>
+            <wp:docPr id="13" name="Изображение13"/>
+            <wp:cNvGraphicFramePr>
+              <a:graphicFrameLocks xmlns:a="http://schemas.openxmlformats.org/drawingml/2006/main" noChangeAspect="1"/>
+            </wp:cNvGraphicFramePr>
+            <a:graphic xmlns:a="http://schemas.openxmlformats.org/drawingml/2006/main">
+              <a:graphicData uri="http://schemas.openxmlformats.org/drawingml/2006/picture">
+                <pic:pic xmlns:pic="http://schemas.openxmlformats.org/drawingml/2006/picture">
+                  <pic:nvPicPr>
+                    <pic:cNvPr id="13" name="Изображение13"/>
+                    <pic:cNvPicPr>
+                      <a:picLocks noChangeAspect="1" noChangeArrowheads="1"/>
+                    </pic:cNvPicPr>
+                  </pic:nvPicPr>
+                  <pic:blipFill>
+                    <a:blip r:embed="rId14"/>
+                    <a:stretch>
+                      <a:fillRect/>
+                    </a:stretch>
+                  </pic:blipFill>
+                  <pic:spPr bwMode="auto">
+                    <a:xfrm>
+                      <a:off x="0" y="0"/>
+                      <a:ext cx="6120130" cy="3848735"/>
+                    </a:xfrm>
+                    <a:prstGeom prst="rect">
+                      <a:avLst/>
+                    </a:prstGeom>
+                    <a:noFill/>
+                  </pic:spPr>
+                </pic:pic>
+              </a:graphicData>
+            </a:graphic>
+          </wp:inline>
+        </w:drawing>
+      </w:r>
+    </w:p>
+    <w:p>
+      <w:pPr>
+        <w:pStyle w:val="NormalWeb"/>
+        <w:bidi w:val="0"/>
+        <w:spacing w:lineRule="auto" w:line="240" w:before="0" w:after="0"/>
+        <w:jc w:val="center"/>
+        <w:rPr>
+          <w:b w:val="false"/>
+          <w:bCs w:val="false"/>
+          <w:color w:val="000000"/>
+          <w:sz w:val="28"/>
+          <w:szCs w:val="28"/>
+          <w:shd w:fill="FFFFFF" w:val="clear"/>
+          <w:lang w:val="ru-RU"/>
+        </w:rPr>
+      </w:pPr>
+      <w:r>
+        <w:rPr>
+          <w:b w:val="false"/>
+          <w:bCs w:val="false"/>
+          <w:color w:val="000000"/>
+          <w:sz w:val="28"/>
+          <w:szCs w:val="28"/>
+          <w:shd w:fill="FFFFFF" w:val="clear"/>
+          <w:lang w:val="ru-RU"/>
+        </w:rPr>
+        <w:t xml:space="preserve">Рисунки 11, 12, 13. Скорость передачи, при которой значение </w:t>
+      </w:r>
+      <w:r>
+        <w:rPr>
+          <w:b w:val="false"/>
+          <w:bCs w:val="false"/>
+          <w:color w:val="000000"/>
+          <w:sz w:val="28"/>
+          <w:szCs w:val="28"/>
+          <w:shd w:fill="FFFFFF" w:val="clear"/>
+          <w:lang w:val="en-US"/>
+        </w:rPr>
+        <w:t xml:space="preserve">Dmin </w:t>
+      </w:r>
+      <w:r>
+        <w:rPr>
+          <w:b w:val="false"/>
+          <w:bCs w:val="false"/>
+          <w:color w:val="000000"/>
+          <w:sz w:val="28"/>
+          <w:szCs w:val="28"/>
+          <w:shd w:fill="FFFFFF" w:val="clear"/>
+          <w:lang w:val="ru-RU"/>
+        </w:rPr>
+        <w:t>равно соответственно 60, 40 и 10 при обоих включённых каналах.</w:t>
+      </w:r>
+      <w:r>
+        <w:br w:type="page"/>
+      </w:r>
+    </w:p>
+    <w:p>
+      <w:pPr>
+        <w:pStyle w:val="NormalWeb"/>
+        <w:bidi w:val="0"/>
+        <w:spacing w:lineRule="auto" w:line="240" w:before="0" w:after="0"/>
+        <w:jc w:val="center"/>
+        <w:rPr>
+          <w:b w:val="false"/>
+          <w:bCs w:val="false"/>
+          <w:color w:val="000000"/>
+          <w:sz w:val="28"/>
+          <w:szCs w:val="28"/>
+          <w:shd w:fill="FFFFFF" w:val="clear"/>
+          <w:lang w:val="ru-RU"/>
+        </w:rPr>
+      </w:pPr>
+      <w:r>
+        <w:rPr>
+          <w:b w:val="false"/>
+          <w:bCs w:val="false"/>
+          <w:color w:val="000000"/>
+          <w:sz w:val="28"/>
+          <w:szCs w:val="28"/>
+          <w:shd w:fill="FFFFFF" w:val="clear"/>
+          <w:lang w:val="ru-RU"/>
+        </w:rPr>
+      </w:r>
+    </w:p>
     <w:sectPr>
-      <w:footerReference w:type="default" r:id="rId2"/>
+      <w:footerReference w:type="even" r:id="rId15"/>
+      <w:footerReference w:type="default" r:id="rId16"/>
+      <w:footerReference w:type="first" r:id="rId17"/>
       <w:type w:val="nextPage"/>
       <w:pgSz w:w="11906" w:h="16838"/>
       <w:pgMar w:left="1134" w:right="1134" w:gutter="0" w:header="0" w:top="1134" w:footer="1134" w:bottom="1693"/>
       <w:pgNumType w:fmt="decimal"/>
       <w:formProt w:val="false"/>
+      <w:titlePg/>
       <w:textDirection w:val="lrTb"/>
+      <w:docGrid w:type="default" w:linePitch="100" w:charSpace="0"/>
     </w:sectPr>
   </w:body>
 </w:document>
@@ -416,7 +1872,52 @@
   <w:p>
     <w:pPr>
       <w:pStyle w:val="Footer"/>
-      <w:bidi w:val="0"/>
+      <w:rPr/>
+    </w:pPr>
+    <w:r>
+      <w:rPr/>
+    </w:r>
+  </w:p>
+</w:ftr>
+</file>
+
+<file path=word/footer2.xml><?xml version="1.0" encoding="utf-8"?>
+<w:ftr xmlns:o="urn:schemas-microsoft-com:office:office" xmlns:r="http://schemas.openxmlformats.org/officeDocument/2006/relationships" xmlns:v="urn:schemas-microsoft-com:vml" xmlns:w="http://schemas.openxmlformats.org/wordprocessingml/2006/main" xmlns:w10="urn:schemas-microsoft-com:office:word" xmlns:wp="http://schemas.openxmlformats.org/drawingml/2006/wordprocessingDrawing" xmlns:pic="http://schemas.openxmlformats.org/drawingml/2006/picture" xmlns:wps="http://schemas.microsoft.com/office/word/2010/wordprocessingShape" xmlns:wpg="http://schemas.microsoft.com/office/word/2010/wordprocessingGroup" xmlns:mc="http://schemas.openxmlformats.org/markup-compatibility/2006" xmlns:wp14="http://schemas.microsoft.com/office/word/2010/wordprocessingDrawing" xmlns:w14="http://schemas.microsoft.com/office/word/2010/wordml" xmlns:w15="http://schemas.microsoft.com/office/word/2012/wordml" mc:Ignorable="w14 wp14 w15">
+  <w:p>
+    <w:pPr>
+      <w:pStyle w:val="Footer"/>
+      <w:jc w:val="center"/>
+      <w:rPr/>
+    </w:pPr>
+    <w:r>
+      <w:rPr/>
+      <w:fldChar w:fldCharType="begin"/>
+    </w:r>
+    <w:r>
+      <w:rPr/>
+      <w:instrText xml:space="preserve"> PAGE </w:instrText>
+    </w:r>
+    <w:r>
+      <w:rPr/>
+      <w:fldChar w:fldCharType="separate"/>
+    </w:r>
+    <w:r>
+      <w:rPr/>
+      <w:t>11</w:t>
+    </w:r>
+    <w:r>
+      <w:rPr/>
+      <w:fldChar w:fldCharType="end"/>
+    </w:r>
+  </w:p>
+</w:ftr>
+</file>
+
+<file path=word/footer3.xml><?xml version="1.0" encoding="utf-8"?>
+<w:ftr xmlns:o="urn:schemas-microsoft-com:office:office" xmlns:r="http://schemas.openxmlformats.org/officeDocument/2006/relationships" xmlns:v="urn:schemas-microsoft-com:vml" xmlns:w="http://schemas.openxmlformats.org/wordprocessingml/2006/main" xmlns:w10="urn:schemas-microsoft-com:office:word" xmlns:wp="http://schemas.openxmlformats.org/drawingml/2006/wordprocessingDrawing" xmlns:pic="http://schemas.openxmlformats.org/drawingml/2006/picture" xmlns:wps="http://schemas.microsoft.com/office/word/2010/wordprocessingShape" xmlns:wpg="http://schemas.microsoft.com/office/word/2010/wordprocessingGroup" xmlns:mc="http://schemas.openxmlformats.org/markup-compatibility/2006" xmlns:wp14="http://schemas.microsoft.com/office/word/2010/wordprocessingDrawing" xmlns:w14="http://schemas.microsoft.com/office/word/2010/wordml" xmlns:w15="http://schemas.microsoft.com/office/word/2012/wordml" mc:Ignorable="w14 wp14 w15">
+  <w:p>
+    <w:pPr>
+      <w:pStyle w:val="Footer"/>
       <w:jc w:val="center"/>
       <w:rPr/>
     </w:pPr>
@@ -442,7 +1943,6 @@
     </w:rPrDefault>
     <w:pPrDefault>
       <w:pPr>
-        <w:widowControl/>
         <w:suppressAutoHyphens w:val="true"/>
       </w:pPr>
     </w:pPrDefault>
@@ -452,7 +1952,10 @@
     <w:qFormat/>
     <w:pPr>
       <w:widowControl/>
+      <w:suppressAutoHyphens w:val="true"/>
       <w:bidi w:val="0"/>
+      <w:spacing w:before="0" w:after="0"/>
+      <w:jc w:val="start"/>
     </w:pPr>
     <w:rPr>
       <w:rFonts w:ascii="Liberation Serif" w:hAnsi="Liberation Serif" w:eastAsia="NSimSun" w:cs="Lucida Sans"/>
@@ -475,13 +1978,18 @@
       <w:outlineLvl w:val="0"/>
     </w:pPr>
     <w:rPr>
-      <w:rFonts w:eastAsia="" w:cs="" w:cstheme="majorBidi" w:eastAsiaTheme="majorEastAsia"/>
+      <w:rFonts w:eastAsia="DejaVu Sans" w:cs="DejaVu Sans" w:cstheme="majorBidi" w:eastAsiaTheme="majorEastAsia"/>
       <w:b/>
       <w:sz w:val="32"/>
       <w:szCs w:val="32"/>
     </w:rPr>
   </w:style>
-  <w:style w:type="paragraph" w:styleId="Style13">
+  <w:style w:type="character" w:styleId="Style13">
+    <w:name w:val="Символ нумерации"/>
+    <w:qFormat/>
+    <w:rPr/>
+  </w:style>
+  <w:style w:type="paragraph" w:styleId="Style14">
     <w:name w:val="Заголовок"/>
     <w:basedOn w:val="Normal"/>
     <w:next w:val="BodyText"/>
@@ -528,8 +2036,34 @@
       <w:szCs w:val="24"/>
     </w:rPr>
   </w:style>
-  <w:style w:type="paragraph" w:styleId="Style14">
+  <w:style w:type="paragraph" w:styleId="Style15">
     <w:name w:val="Указатель"/>
+    <w:basedOn w:val="Normal"/>
+    <w:qFormat/>
+    <w:pPr>
+      <w:suppressLineNumbers/>
+    </w:pPr>
+    <w:rPr>
+      <w:rFonts w:cs="Lucida Sans"/>
+    </w:rPr>
+  </w:style>
+  <w:style w:type="paragraph" w:styleId="user">
+    <w:name w:val="Заголовок (user)"/>
+    <w:basedOn w:val="Normal"/>
+    <w:next w:val="BodyText"/>
+    <w:qFormat/>
+    <w:pPr>
+      <w:keepNext w:val="true"/>
+      <w:spacing w:before="240" w:after="120"/>
+    </w:pPr>
+    <w:rPr>
+      <w:rFonts w:ascii="Liberation Sans" w:hAnsi="Liberation Sans" w:eastAsia="Microsoft YaHei" w:cs="Lucida Sans"/>
+      <w:sz w:val="28"/>
+      <w:szCs w:val="28"/>
+    </w:rPr>
+  </w:style>
+  <w:style w:type="paragraph" w:styleId="user1">
+    <w:name w:val="Указатель (user)"/>
     <w:basedOn w:val="Normal"/>
     <w:qFormat/>
     <w:pPr>
@@ -558,6 +2092,7 @@
     <w:qFormat/>
     <w:pPr>
       <w:widowControl/>
+      <w:suppressAutoHyphens w:val="true"/>
       <w:bidi w:val="0"/>
       <w:spacing w:lineRule="auto" w:line="240" w:before="0" w:after="0"/>
       <w:jc w:val="start"/>
@@ -568,7 +2103,7 @@
       <w:kern w:val="2"/>
       <w:sz w:val="20"/>
       <w:szCs w:val="20"/>
-      <w:lang w:eastAsia="ru-RU" w:val="ru-RU" w:bidi="hi-IN"/>
+      <w:lang w:val="ru-RU" w:eastAsia="ru-RU" w:bidi="hi-IN"/>
     </w:rPr>
   </w:style>
   <w:style w:type="paragraph" w:styleId="ListParagraph">
@@ -587,7 +2122,7 @@
       <w:lang w:eastAsia="ru-RU"/>
     </w:rPr>
   </w:style>
-  <w:style w:type="paragraph" w:styleId="Style15">
+  <w:style w:type="paragraph" w:styleId="Style16">
     <w:name w:val="Колонтитулы"/>
     <w:basedOn w:val="Normal"/>
     <w:qFormat/>
@@ -601,9 +2136,16 @@
     </w:pPr>
     <w:rPr/>
   </w:style>
+  <w:style w:type="paragraph" w:styleId="user2">
+    <w:name w:val="Колонтитулы (user)"/>
+    <w:basedOn w:val="Normal"/>
+    <w:qFormat/>
+    <w:pPr/>
+    <w:rPr/>
+  </w:style>
   <w:style w:type="paragraph" w:styleId="Footer">
     <w:name w:val="footer"/>
-    <w:basedOn w:val="Style15"/>
+    <w:basedOn w:val="Style16"/>
     <w:pPr>
       <w:suppressLineNumbers/>
     </w:pPr>

--- a/Введение в ИТ/1_Лабораторные_работы/ЛР №14 по ВвИТ Кочкин БСТ2502.docx
+++ b/Введение в ИТ/1_Лабораторные_работы/ЛР №14 по ВвИТ Кочкин БСТ2502.docx
@@ -11,8 +11,8 @@
         <w:contextualSpacing/>
         <w:jc w:val="center"/>
         <w:rPr>
-          <w:szCs w:val="28"/>
-          <w:shd w:fill="FFFFFF" w:val="clear"/>
+          <w:sz w:val="28"/>
+          <w:szCs w:val="28"/>
         </w:rPr>
       </w:pPr>
       <w:r>
@@ -34,8 +34,8 @@
         <w:contextualSpacing/>
         <w:jc w:val="center"/>
         <w:rPr>
-          <w:szCs w:val="28"/>
-          <w:shd w:fill="FFFFFF" w:val="clear"/>
+          <w:sz w:val="28"/>
+          <w:szCs w:val="28"/>
         </w:rPr>
       </w:pPr>
       <w:r>
@@ -57,8 +57,8 @@
         <w:contextualSpacing/>
         <w:jc w:val="center"/>
         <w:rPr>
-          <w:szCs w:val="28"/>
-          <w:shd w:fill="FFFFFF" w:val="clear"/>
+          <w:sz w:val="28"/>
+          <w:szCs w:val="28"/>
         </w:rPr>
       </w:pPr>
       <w:r>
@@ -80,8 +80,8 @@
         <w:contextualSpacing/>
         <w:jc w:val="center"/>
         <w:rPr>
-          <w:szCs w:val="28"/>
-          <w:shd w:fill="FFFFFF" w:val="clear"/>
+          <w:sz w:val="28"/>
+          <w:szCs w:val="28"/>
         </w:rPr>
       </w:pPr>
       <w:r>
@@ -103,8 +103,8 @@
         <w:contextualSpacing/>
         <w:jc w:val="center"/>
         <w:rPr>
-          <w:szCs w:val="28"/>
-          <w:shd w:fill="FFFFFF" w:val="clear"/>
+          <w:sz w:val="28"/>
+          <w:szCs w:val="28"/>
         </w:rPr>
       </w:pPr>
       <w:r>
@@ -126,12 +126,14 @@
         <w:contextualSpacing/>
         <w:jc w:val="center"/>
         <w:rPr>
-          <w:szCs w:val="28"/>
-          <w:shd w:fill="FFFFFF" w:val="clear"/>
-        </w:rPr>
-      </w:pPr>
-      <w:r>
-        <w:rPr>
+          <w:sz w:val="28"/>
+          <w:szCs w:val="28"/>
+          <w:shd w:fill="FFFFFF" w:val="clear"/>
+        </w:rPr>
+      </w:pPr>
+      <w:r>
+        <w:rPr>
+          <w:sz w:val="28"/>
           <w:szCs w:val="28"/>
           <w:shd w:fill="FFFFFF" w:val="clear"/>
         </w:rPr>
@@ -146,8 +148,8 @@
         <w:contextualSpacing/>
         <w:jc w:val="center"/>
         <w:rPr>
-          <w:szCs w:val="28"/>
-          <w:shd w:fill="FFFFFF" w:val="clear"/>
+          <w:sz w:val="28"/>
+          <w:szCs w:val="28"/>
         </w:rPr>
       </w:pPr>
       <w:r>
@@ -169,8 +171,8 @@
         <w:contextualSpacing/>
         <w:jc w:val="center"/>
         <w:rPr>
-          <w:szCs w:val="28"/>
-          <w:shd w:fill="FFFFFF" w:val="clear"/>
+          <w:sz w:val="28"/>
+          <w:szCs w:val="28"/>
         </w:rPr>
       </w:pPr>
       <w:r>
@@ -192,9 +194,8 @@
         <w:contextualSpacing/>
         <w:jc w:val="center"/>
         <w:rPr>
-          <w:color w:val="000000"/>
-          <w:szCs w:val="28"/>
-          <w:shd w:fill="FFFFFF" w:val="clear"/>
+          <w:sz w:val="28"/>
+          <w:szCs w:val="28"/>
         </w:rPr>
       </w:pPr>
       <w:r>
@@ -251,7 +252,6 @@
         <w:spacing w:lineRule="auto" w:line="240" w:before="0" w:after="0"/>
         <w:jc w:val="end"/>
         <w:rPr>
-          <w:color w:val="000000"/>
           <w:sz w:val="28"/>
           <w:szCs w:val="28"/>
         </w:rPr>
@@ -272,7 +272,6 @@
         <w:spacing w:lineRule="auto" w:line="240" w:before="0" w:after="0"/>
         <w:jc w:val="end"/>
         <w:rPr>
-          <w:color w:val="000000"/>
           <w:sz w:val="28"/>
           <w:szCs w:val="28"/>
         </w:rPr>
@@ -313,7 +312,6 @@
         <w:spacing w:lineRule="auto" w:line="240" w:before="0" w:after="0"/>
         <w:jc w:val="end"/>
         <w:rPr>
-          <w:color w:val="000000"/>
           <w:sz w:val="28"/>
           <w:szCs w:val="28"/>
         </w:rPr>
@@ -338,7 +336,6 @@
         <w:spacing w:lineRule="auto" w:line="240" w:before="0" w:after="0"/>
         <w:jc w:val="start"/>
         <w:rPr>
-          <w:color w:val="000000"/>
           <w:sz w:val="28"/>
           <w:szCs w:val="28"/>
         </w:rPr>
@@ -362,9 +359,6 @@
         <w:spacing w:lineRule="auto" w:line="240" w:before="0" w:after="0"/>
         <w:jc w:val="start"/>
         <w:rPr>
-          <w:b w:val="false"/>
-          <w:bCs w:val="false"/>
-          <w:color w:val="000000"/>
           <w:sz w:val="28"/>
           <w:szCs w:val="28"/>
         </w:rPr>
@@ -387,6 +381,12 @@
         <w:bidi w:val="0"/>
         <w:spacing w:lineRule="auto" w:line="240" w:before="0" w:after="0"/>
         <w:jc w:val="start"/>
+        <w:rPr>
+          <w:sz w:val="28"/>
+          <w:szCs w:val="28"/>
+        </w:rPr>
+      </w:pPr>
+      <w:r>
         <w:rPr>
           <w:b/>
           <w:bCs/>
@@ -395,6 +395,19 @@
           <w:szCs w:val="28"/>
           <w:shd w:fill="FFFFFF" w:val="clear"/>
         </w:rPr>
+        <w:t>Ход работы:</w:t>
+      </w:r>
+    </w:p>
+    <w:p>
+      <w:pPr>
+        <w:pStyle w:val="NormalWeb"/>
+        <w:bidi w:val="0"/>
+        <w:spacing w:lineRule="auto" w:line="240" w:before="0" w:after="0"/>
+        <w:jc w:val="start"/>
+        <w:rPr>
+          <w:sz w:val="28"/>
+          <w:szCs w:val="28"/>
+        </w:rPr>
       </w:pPr>
       <w:r>
         <w:rPr>
@@ -404,8 +417,9 @@
           <w:sz w:val="28"/>
           <w:szCs w:val="28"/>
           <w:shd w:fill="FFFFFF" w:val="clear"/>
-        </w:rPr>
-        <w:t>Ход работы:</w:t>
+          <w:lang w:val="en-US"/>
+        </w:rPr>
+        <w:t>1.1</w:t>
       </w:r>
     </w:p>
     <w:p>
@@ -415,52 +429,12 @@
         <w:spacing w:lineRule="auto" w:line="240" w:before="0" w:after="0"/>
         <w:jc w:val="start"/>
         <w:rPr>
-          <w:b/>
-          <w:bCs/>
-          <w:color w:val="000000"/>
-          <w:sz w:val="28"/>
-          <w:szCs w:val="28"/>
-          <w:shd w:fill="FFFFFF" w:val="clear"/>
-          <w:lang w:val="en-US"/>
-        </w:rPr>
-      </w:pPr>
-      <w:r>
-        <w:rPr>
-          <w:b/>
-          <w:bCs/>
-          <w:color w:val="000000"/>
-          <w:sz w:val="28"/>
-          <w:szCs w:val="28"/>
-          <w:shd w:fill="FFFFFF" w:val="clear"/>
-          <w:lang w:val="en-US"/>
-        </w:rPr>
-        <w:t>1.1</w:t>
-      </w:r>
-    </w:p>
-    <w:p>
-      <w:pPr>
-        <w:pStyle w:val="NormalWeb"/>
-        <w:bidi w:val="0"/>
-        <w:spacing w:lineRule="auto" w:line="240" w:before="0" w:after="0"/>
-        <w:jc w:val="start"/>
-        <w:rPr>
-          <w:b w:val="false"/>
-          <w:bCs w:val="false"/>
-          <w:color w:val="000000"/>
-          <w:sz w:val="28"/>
-          <w:szCs w:val="28"/>
-          <w:shd w:fill="FFFFFF" w:val="clear"/>
-        </w:rPr>
-      </w:pPr>
-      <w:r>
-        <w:rPr>
-          <w:b w:val="false"/>
-          <w:bCs w:val="false"/>
-          <w:color w:val="000000"/>
-          <w:sz w:val="28"/>
-          <w:szCs w:val="28"/>
-          <w:shd w:fill="FFFFFF" w:val="clear"/>
-        </w:rPr>
+          <w:sz w:val="28"/>
+          <w:szCs w:val="28"/>
+        </w:rPr>
+      </w:pPr>
+      <w:r>
+        <w:rPr/>
         <w:drawing>
           <wp:inline distT="0" distB="0" distL="0" distR="0">
             <wp:extent cx="6120130" cy="3775075"/>
@@ -508,12 +482,8 @@
         <w:spacing w:lineRule="auto" w:line="240" w:before="0" w:after="0"/>
         <w:jc w:val="center"/>
         <w:rPr>
-          <w:b w:val="false"/>
-          <w:bCs w:val="false"/>
-          <w:color w:val="000000"/>
-          <w:sz w:val="28"/>
-          <w:szCs w:val="28"/>
-          <w:shd w:fill="FFFFFF" w:val="clear"/>
+          <w:sz w:val="28"/>
+          <w:szCs w:val="28"/>
         </w:rPr>
       </w:pPr>
       <w:r>
@@ -551,6 +521,9 @@
         </w:rPr>
         <w:t>при первом включённом канале</w:t>
       </w:r>
+      <w:r>
+        <w:br w:type="page"/>
+      </w:r>
     </w:p>
     <w:p>
       <w:pPr>
@@ -559,25 +532,12 @@
         <w:spacing w:lineRule="auto" w:line="240" w:before="0" w:after="0"/>
         <w:jc w:val="start"/>
         <w:rPr>
-          <w:b w:val="false"/>
-          <w:bCs w:val="false"/>
-          <w:color w:val="000000"/>
-          <w:sz w:val="28"/>
-          <w:szCs w:val="28"/>
-          <w:shd w:fill="FFFFFF" w:val="clear"/>
-          <w:lang w:val="ru-RU"/>
-        </w:rPr>
-      </w:pPr>
-      <w:r>
-        <w:rPr>
-          <w:b w:val="false"/>
-          <w:bCs w:val="false"/>
-          <w:color w:val="000000"/>
-          <w:sz w:val="28"/>
-          <w:szCs w:val="28"/>
-          <w:shd w:fill="FFFFFF" w:val="clear"/>
-          <w:lang w:val="ru-RU"/>
-        </w:rPr>
+          <w:sz w:val="28"/>
+          <w:szCs w:val="28"/>
+        </w:rPr>
+      </w:pPr>
+      <w:r>
+        <w:rPr/>
         <w:drawing>
           <wp:inline distT="0" distB="0" distL="0" distR="0">
             <wp:extent cx="6120130" cy="3879215"/>
@@ -625,13 +585,8 @@
         <w:spacing w:lineRule="auto" w:line="240" w:before="0" w:after="0"/>
         <w:jc w:val="center"/>
         <w:rPr>
-          <w:b w:val="false"/>
-          <w:bCs w:val="false"/>
-          <w:color w:val="000000"/>
-          <w:sz w:val="28"/>
-          <w:szCs w:val="28"/>
-          <w:shd w:fill="FFFFFF" w:val="clear"/>
-          <w:lang w:val="ru-RU"/>
+          <w:sz w:val="28"/>
+          <w:szCs w:val="28"/>
         </w:rPr>
       </w:pPr>
       <w:r>
@@ -680,6 +635,12 @@
         <w:bidi w:val="0"/>
         <w:spacing w:lineRule="auto" w:line="240" w:before="0" w:after="0"/>
         <w:jc w:val="start"/>
+        <w:rPr>
+          <w:sz w:val="28"/>
+          <w:szCs w:val="28"/>
+        </w:rPr>
+      </w:pPr>
+      <w:r>
         <w:rPr>
           <w:b/>
           <w:bCs/>
@@ -689,17 +650,6 @@
           <w:shd w:fill="FFFFFF" w:val="clear"/>
           <w:lang w:val="en-US"/>
         </w:rPr>
-      </w:pPr>
-      <w:r>
-        <w:rPr>
-          <w:b/>
-          <w:bCs/>
-          <w:color w:val="000000"/>
-          <w:sz w:val="28"/>
-          <w:szCs w:val="28"/>
-          <w:shd w:fill="FFFFFF" w:val="clear"/>
-          <w:lang w:val="en-US"/>
-        </w:rPr>
         <w:t>1.2</w:t>
       </w:r>
     </w:p>
@@ -710,25 +660,12 @@
         <w:spacing w:lineRule="auto" w:line="240" w:before="0" w:after="0"/>
         <w:jc w:val="start"/>
         <w:rPr>
-          <w:b w:val="false"/>
-          <w:bCs w:val="false"/>
-          <w:color w:val="000000"/>
-          <w:sz w:val="28"/>
-          <w:szCs w:val="28"/>
-          <w:shd w:fill="FFFFFF" w:val="clear"/>
-          <w:lang w:val="ru-RU"/>
-        </w:rPr>
-      </w:pPr>
-      <w:r>
-        <w:rPr>
-          <w:b w:val="false"/>
-          <w:bCs w:val="false"/>
-          <w:color w:val="000000"/>
-          <w:sz w:val="28"/>
-          <w:szCs w:val="28"/>
-          <w:shd w:fill="FFFFFF" w:val="clear"/>
-          <w:lang w:val="ru-RU"/>
-        </w:rPr>
+          <w:sz w:val="28"/>
+          <w:szCs w:val="28"/>
+        </w:rPr>
+      </w:pPr>
+      <w:r>
+        <w:rPr/>
         <w:drawing>
           <wp:inline distT="0" distB="0" distL="0" distR="0">
             <wp:extent cx="6120130" cy="3298825"/>
@@ -776,25 +713,12 @@
         <w:spacing w:lineRule="auto" w:line="240" w:before="0" w:after="0"/>
         <w:jc w:val="start"/>
         <w:rPr>
-          <w:b w:val="false"/>
-          <w:bCs w:val="false"/>
-          <w:color w:val="000000"/>
-          <w:sz w:val="28"/>
-          <w:szCs w:val="28"/>
-          <w:shd w:fill="FFFFFF" w:val="clear"/>
-          <w:lang w:val="ru-RU"/>
-        </w:rPr>
-      </w:pPr>
-      <w:r>
-        <w:rPr>
-          <w:b w:val="false"/>
-          <w:bCs w:val="false"/>
-          <w:color w:val="000000"/>
-          <w:sz w:val="28"/>
-          <w:szCs w:val="28"/>
-          <w:shd w:fill="FFFFFF" w:val="clear"/>
-          <w:lang w:val="ru-RU"/>
-        </w:rPr>
+          <w:sz w:val="28"/>
+          <w:szCs w:val="28"/>
+        </w:rPr>
+      </w:pPr>
+      <w:r>
+        <w:rPr/>
         <w:drawing>
           <wp:inline distT="0" distB="0" distL="0" distR="0">
             <wp:extent cx="6120130" cy="3872865"/>
@@ -842,13 +766,8 @@
         <w:spacing w:lineRule="auto" w:line="240" w:before="0" w:after="0"/>
         <w:jc w:val="center"/>
         <w:rPr>
-          <w:b w:val="false"/>
-          <w:bCs w:val="false"/>
-          <w:color w:val="000000"/>
-          <w:sz w:val="28"/>
-          <w:szCs w:val="28"/>
-          <w:shd w:fill="FFFFFF" w:val="clear"/>
-          <w:lang w:val="ru-RU"/>
+          <w:sz w:val="28"/>
+          <w:szCs w:val="28"/>
         </w:rPr>
       </w:pPr>
       <w:r>
@@ -902,25 +821,12 @@
         <w:spacing w:lineRule="auto" w:line="240" w:before="0" w:after="0"/>
         <w:jc w:val="center"/>
         <w:rPr>
-          <w:b w:val="false"/>
-          <w:bCs w:val="false"/>
-          <w:color w:val="000000"/>
-          <w:sz w:val="28"/>
-          <w:szCs w:val="28"/>
-          <w:shd w:fill="FFFFFF" w:val="clear"/>
-          <w:lang w:val="ru-RU"/>
-        </w:rPr>
-      </w:pPr>
-      <w:r>
-        <w:rPr>
-          <w:b w:val="false"/>
-          <w:bCs w:val="false"/>
-          <w:color w:val="000000"/>
-          <w:sz w:val="28"/>
-          <w:szCs w:val="28"/>
-          <w:shd w:fill="FFFFFF" w:val="clear"/>
-          <w:lang w:val="ru-RU"/>
-        </w:rPr>
+          <w:sz w:val="28"/>
+          <w:szCs w:val="28"/>
+        </w:rPr>
+      </w:pPr>
+      <w:r>
+        <w:rPr/>
         <w:drawing>
           <wp:inline distT="0" distB="0" distL="0" distR="0">
             <wp:extent cx="6120130" cy="3879215"/>
@@ -968,25 +874,12 @@
         <w:spacing w:lineRule="auto" w:line="240" w:before="0" w:after="0"/>
         <w:jc w:val="center"/>
         <w:rPr>
-          <w:b w:val="false"/>
-          <w:bCs w:val="false"/>
-          <w:color w:val="000000"/>
-          <w:sz w:val="28"/>
-          <w:szCs w:val="28"/>
-          <w:shd w:fill="FFFFFF" w:val="clear"/>
-          <w:lang w:val="ru-RU"/>
-        </w:rPr>
-      </w:pPr>
-      <w:r>
-        <w:rPr>
-          <w:b w:val="false"/>
-          <w:bCs w:val="false"/>
-          <w:color w:val="000000"/>
-          <w:sz w:val="28"/>
-          <w:szCs w:val="28"/>
-          <w:shd w:fill="FFFFFF" w:val="clear"/>
-          <w:lang w:val="ru-RU"/>
-        </w:rPr>
+          <w:sz w:val="28"/>
+          <w:szCs w:val="28"/>
+        </w:rPr>
+      </w:pPr>
+      <w:r>
+        <w:rPr/>
         <w:drawing>
           <wp:inline distT="0" distB="0" distL="0" distR="0">
             <wp:extent cx="6120130" cy="3874135"/>
@@ -1034,13 +927,8 @@
         <w:spacing w:lineRule="auto" w:line="240" w:before="0" w:after="0"/>
         <w:jc w:val="center"/>
         <w:rPr>
-          <w:b w:val="false"/>
-          <w:bCs w:val="false"/>
-          <w:color w:val="000000"/>
-          <w:sz w:val="28"/>
-          <w:szCs w:val="28"/>
-          <w:shd w:fill="FFFFFF" w:val="clear"/>
-          <w:lang w:val="ru-RU"/>
+          <w:sz w:val="28"/>
+          <w:szCs w:val="28"/>
         </w:rPr>
       </w:pPr>
       <w:r>
@@ -1141,6 +1029,12 @@
         <w:bidi w:val="0"/>
         <w:spacing w:lineRule="auto" w:line="240" w:before="0" w:after="0"/>
         <w:jc w:val="start"/>
+        <w:rPr>
+          <w:sz w:val="28"/>
+          <w:szCs w:val="28"/>
+        </w:rPr>
+      </w:pPr>
+      <w:r>
         <w:rPr>
           <w:b/>
           <w:bCs/>
@@ -1150,17 +1044,6 @@
           <w:shd w:fill="FFFFFF" w:val="clear"/>
           <w:lang w:val="en-US"/>
         </w:rPr>
-      </w:pPr>
-      <w:r>
-        <w:rPr>
-          <w:b/>
-          <w:bCs/>
-          <w:color w:val="000000"/>
-          <w:sz w:val="28"/>
-          <w:szCs w:val="28"/>
-          <w:shd w:fill="FFFFFF" w:val="clear"/>
-          <w:lang w:val="en-US"/>
-        </w:rPr>
         <w:t>1.3</w:t>
       </w:r>
     </w:p>
@@ -1171,25 +1054,12 @@
         <w:spacing w:lineRule="auto" w:line="240" w:before="0" w:after="0"/>
         <w:jc w:val="center"/>
         <w:rPr>
-          <w:b w:val="false"/>
-          <w:bCs w:val="false"/>
-          <w:color w:val="000000"/>
-          <w:sz w:val="28"/>
-          <w:szCs w:val="28"/>
-          <w:shd w:fill="FFFFFF" w:val="clear"/>
-          <w:lang w:val="ru-RU"/>
-        </w:rPr>
-      </w:pPr>
-      <w:r>
-        <w:rPr>
-          <w:b w:val="false"/>
-          <w:bCs w:val="false"/>
-          <w:color w:val="000000"/>
-          <w:sz w:val="28"/>
-          <w:szCs w:val="28"/>
-          <w:shd w:fill="FFFFFF" w:val="clear"/>
-          <w:lang w:val="ru-RU"/>
-        </w:rPr>
+          <w:sz w:val="28"/>
+          <w:szCs w:val="28"/>
+        </w:rPr>
+      </w:pPr>
+      <w:r>
+        <w:rPr/>
         <w:drawing>
           <wp:inline distT="0" distB="0" distL="0" distR="0">
             <wp:extent cx="6120130" cy="3888740"/>
@@ -1237,13 +1107,8 @@
         <w:spacing w:lineRule="auto" w:line="240" w:before="0" w:after="0"/>
         <w:jc w:val="center"/>
         <w:rPr>
-          <w:b w:val="false"/>
-          <w:bCs w:val="false"/>
-          <w:color w:val="000000"/>
-          <w:sz w:val="28"/>
-          <w:szCs w:val="28"/>
-          <w:shd w:fill="FFFFFF" w:val="clear"/>
-          <w:lang w:val="ru-RU"/>
+          <w:sz w:val="28"/>
+          <w:szCs w:val="28"/>
         </w:rPr>
       </w:pPr>
       <w:r>
@@ -1308,6 +1173,12 @@
         <w:bidi w:val="0"/>
         <w:spacing w:lineRule="auto" w:line="240" w:before="0" w:after="0"/>
         <w:jc w:val="start"/>
+        <w:rPr>
+          <w:sz w:val="28"/>
+          <w:szCs w:val="28"/>
+        </w:rPr>
+      </w:pPr>
+      <w:r>
         <w:rPr>
           <w:b/>
           <w:bCs/>
@@ -1317,17 +1188,6 @@
           <w:shd w:fill="FFFFFF" w:val="clear"/>
           <w:lang w:val="en-US"/>
         </w:rPr>
-      </w:pPr>
-      <w:r>
-        <w:rPr>
-          <w:b/>
-          <w:bCs/>
-          <w:color w:val="000000"/>
-          <w:sz w:val="28"/>
-          <w:szCs w:val="28"/>
-          <w:shd w:fill="FFFFFF" w:val="clear"/>
-          <w:lang w:val="en-US"/>
-        </w:rPr>
         <w:t>1.4</w:t>
       </w:r>
     </w:p>
@@ -1338,25 +1198,12 @@
         <w:spacing w:lineRule="auto" w:line="240" w:before="0" w:after="0"/>
         <w:jc w:val="center"/>
         <w:rPr>
-          <w:b w:val="false"/>
-          <w:bCs w:val="false"/>
-          <w:color w:val="000000"/>
-          <w:sz w:val="28"/>
-          <w:szCs w:val="28"/>
-          <w:shd w:fill="FFFFFF" w:val="clear"/>
-          <w:lang w:val="en-US"/>
-        </w:rPr>
-      </w:pPr>
-      <w:r>
-        <w:rPr>
-          <w:b w:val="false"/>
-          <w:bCs w:val="false"/>
-          <w:color w:val="000000"/>
-          <w:sz w:val="28"/>
-          <w:szCs w:val="28"/>
-          <w:shd w:fill="FFFFFF" w:val="clear"/>
-          <w:lang w:val="en-US"/>
-        </w:rPr>
+          <w:sz w:val="28"/>
+          <w:szCs w:val="28"/>
+        </w:rPr>
+      </w:pPr>
+      <w:r>
+        <w:rPr/>
         <w:drawing>
           <wp:inline distT="0" distB="0" distL="0" distR="0">
             <wp:extent cx="6120130" cy="3853815"/>
@@ -1397,15 +1244,7 @@
         </w:drawing>
       </w:r>
       <w:r>
-        <w:rPr>
-          <w:b w:val="false"/>
-          <w:bCs w:val="false"/>
-          <w:color w:val="000000"/>
-          <w:sz w:val="28"/>
-          <w:szCs w:val="28"/>
-          <w:shd w:fill="FFFFFF" w:val="clear"/>
-          <w:lang w:val="en-US"/>
-        </w:rPr>
+        <w:rPr/>
         <w:drawing>
           <wp:inline distT="0" distB="0" distL="0" distR="0">
             <wp:extent cx="6120130" cy="3851275"/>
@@ -1453,25 +1292,12 @@
         <w:spacing w:lineRule="auto" w:line="240" w:before="0" w:after="0"/>
         <w:jc w:val="center"/>
         <w:rPr>
-          <w:b w:val="false"/>
-          <w:bCs w:val="false"/>
-          <w:color w:val="000000"/>
-          <w:sz w:val="28"/>
-          <w:szCs w:val="28"/>
-          <w:shd w:fill="FFFFFF" w:val="clear"/>
-          <w:lang w:val="en-US"/>
-        </w:rPr>
-      </w:pPr>
-      <w:r>
-        <w:rPr>
-          <w:b w:val="false"/>
-          <w:bCs w:val="false"/>
-          <w:color w:val="000000"/>
-          <w:sz w:val="28"/>
-          <w:szCs w:val="28"/>
-          <w:shd w:fill="FFFFFF" w:val="clear"/>
-          <w:lang w:val="en-US"/>
-        </w:rPr>
+          <w:sz w:val="28"/>
+          <w:szCs w:val="28"/>
+        </w:rPr>
+      </w:pPr>
+      <w:r>
+        <w:rPr/>
         <w:drawing>
           <wp:inline distT="0" distB="0" distL="0" distR="0">
             <wp:extent cx="6120130" cy="3876040"/>
@@ -1519,13 +1345,8 @@
         <w:spacing w:lineRule="auto" w:line="240" w:before="0" w:after="0"/>
         <w:jc w:val="center"/>
         <w:rPr>
-          <w:b w:val="false"/>
-          <w:bCs w:val="false"/>
-          <w:color w:val="000000"/>
-          <w:sz w:val="28"/>
-          <w:szCs w:val="28"/>
-          <w:shd w:fill="FFFFFF" w:val="clear"/>
-          <w:lang w:val="ru-RU"/>
+          <w:sz w:val="28"/>
+          <w:szCs w:val="28"/>
         </w:rPr>
       </w:pPr>
       <w:r>
@@ -1575,25 +1396,12 @@
         <w:spacing w:lineRule="auto" w:line="240" w:before="0" w:after="0"/>
         <w:jc w:val="center"/>
         <w:rPr>
-          <w:b w:val="false"/>
-          <w:bCs w:val="false"/>
-          <w:color w:val="000000"/>
-          <w:sz w:val="28"/>
-          <w:szCs w:val="28"/>
-          <w:shd w:fill="FFFFFF" w:val="clear"/>
-          <w:lang w:val="ru-RU"/>
-        </w:rPr>
-      </w:pPr>
-      <w:r>
-        <w:rPr>
-          <w:b w:val="false"/>
-          <w:bCs w:val="false"/>
-          <w:color w:val="000000"/>
-          <w:sz w:val="28"/>
-          <w:szCs w:val="28"/>
-          <w:shd w:fill="FFFFFF" w:val="clear"/>
-          <w:lang w:val="ru-RU"/>
-        </w:rPr>
+          <w:sz w:val="28"/>
+          <w:szCs w:val="28"/>
+        </w:rPr>
+      </w:pPr>
+      <w:r>
+        <w:rPr/>
         <w:drawing>
           <wp:inline distT="0" distB="0" distL="0" distR="0">
             <wp:extent cx="6120130" cy="3871595"/>
@@ -1641,25 +1449,12 @@
         <w:spacing w:lineRule="auto" w:line="240" w:before="0" w:after="0"/>
         <w:jc w:val="center"/>
         <w:rPr>
-          <w:b w:val="false"/>
-          <w:bCs w:val="false"/>
-          <w:color w:val="000000"/>
-          <w:sz w:val="28"/>
-          <w:szCs w:val="28"/>
-          <w:shd w:fill="FFFFFF" w:val="clear"/>
-          <w:lang w:val="ru-RU"/>
-        </w:rPr>
-      </w:pPr>
-      <w:r>
-        <w:rPr>
-          <w:b w:val="false"/>
-          <w:bCs w:val="false"/>
-          <w:color w:val="000000"/>
-          <w:sz w:val="28"/>
-          <w:szCs w:val="28"/>
-          <w:shd w:fill="FFFFFF" w:val="clear"/>
-          <w:lang w:val="ru-RU"/>
-        </w:rPr>
+          <w:sz w:val="28"/>
+          <w:szCs w:val="28"/>
+        </w:rPr>
+      </w:pPr>
+      <w:r>
+        <w:rPr/>
         <w:drawing>
           <wp:inline distT="0" distB="0" distL="0" distR="0">
             <wp:extent cx="6120130" cy="3856990"/>
@@ -1707,25 +1502,12 @@
         <w:spacing w:lineRule="auto" w:line="240" w:before="0" w:after="0"/>
         <w:jc w:val="center"/>
         <w:rPr>
-          <w:b w:val="false"/>
-          <w:bCs w:val="false"/>
-          <w:color w:val="000000"/>
-          <w:sz w:val="28"/>
-          <w:szCs w:val="28"/>
-          <w:shd w:fill="FFFFFF" w:val="clear"/>
-          <w:lang w:val="ru-RU"/>
-        </w:rPr>
-      </w:pPr>
-      <w:r>
-        <w:rPr>
-          <w:b w:val="false"/>
-          <w:bCs w:val="false"/>
-          <w:color w:val="000000"/>
-          <w:sz w:val="28"/>
-          <w:szCs w:val="28"/>
-          <w:shd w:fill="FFFFFF" w:val="clear"/>
-          <w:lang w:val="ru-RU"/>
-        </w:rPr>
+          <w:sz w:val="28"/>
+          <w:szCs w:val="28"/>
+        </w:rPr>
+      </w:pPr>
+      <w:r>
+        <w:rPr/>
         <w:drawing>
           <wp:inline distT="0" distB="0" distL="0" distR="0">
             <wp:extent cx="6120130" cy="3848735"/>
@@ -1773,13 +1555,8 @@
         <w:spacing w:lineRule="auto" w:line="240" w:before="0" w:after="0"/>
         <w:jc w:val="center"/>
         <w:rPr>
-          <w:b w:val="false"/>
-          <w:bCs w:val="false"/>
-          <w:color w:val="000000"/>
-          <w:sz w:val="28"/>
-          <w:szCs w:val="28"/>
-          <w:shd w:fill="FFFFFF" w:val="clear"/>
-          <w:lang w:val="ru-RU"/>
+          <w:sz w:val="28"/>
+          <w:szCs w:val="28"/>
         </w:rPr>
       </w:pPr>
       <w:r>
@@ -1827,7 +1604,255 @@
         <w:pStyle w:val="NormalWeb"/>
         <w:bidi w:val="0"/>
         <w:spacing w:lineRule="auto" w:line="240" w:before="0" w:after="0"/>
-        <w:jc w:val="center"/>
+        <w:jc w:val="start"/>
+        <w:rPr>
+          <w:b w:val="false"/>
+          <w:bCs w:val="false"/>
+          <w:color w:val="000000"/>
+          <w:sz w:val="28"/>
+          <w:szCs w:val="28"/>
+          <w:shd w:fill="FFFFFF" w:val="clear"/>
+          <w:lang w:val="ru-RU"/>
+        </w:rPr>
+      </w:pPr>
+      <w:r>
+        <w:rPr/>
+        <w:drawing>
+          <wp:inline distT="0" distB="0" distL="0" distR="0">
+            <wp:extent cx="6028055" cy="4172585"/>
+            <wp:effectExtent l="0" t="0" r="0" b="0"/>
+            <wp:docPr id="14" name="Изображение14"/>
+            <wp:cNvGraphicFramePr>
+              <a:graphicFrameLocks xmlns:a="http://schemas.openxmlformats.org/drawingml/2006/main" noChangeAspect="1"/>
+            </wp:cNvGraphicFramePr>
+            <a:graphic xmlns:a="http://schemas.openxmlformats.org/drawingml/2006/main">
+              <a:graphicData uri="http://schemas.openxmlformats.org/drawingml/2006/picture">
+                <pic:pic xmlns:pic="http://schemas.openxmlformats.org/drawingml/2006/picture">
+                  <pic:nvPicPr>
+                    <pic:cNvPr id="14" name="Изображение14"/>
+                    <pic:cNvPicPr>
+                      <a:picLocks noChangeAspect="1" noChangeArrowheads="1"/>
+                    </pic:cNvPicPr>
+                  </pic:nvPicPr>
+                  <pic:blipFill>
+                    <a:blip r:embed="rId15"/>
+                    <a:stretch>
+                      <a:fillRect/>
+                    </a:stretch>
+                  </pic:blipFill>
+                  <pic:spPr bwMode="auto">
+                    <a:xfrm>
+                      <a:off x="0" y="0"/>
+                      <a:ext cx="6028055" cy="4172585"/>
+                    </a:xfrm>
+                    <a:prstGeom prst="rect">
+                      <a:avLst/>
+                    </a:prstGeom>
+                    <a:noFill/>
+                  </pic:spPr>
+                </pic:pic>
+              </a:graphicData>
+            </a:graphic>
+          </wp:inline>
+        </w:drawing>
+      </w:r>
+    </w:p>
+    <w:p>
+      <w:pPr>
+        <w:pStyle w:val="NormalWeb"/>
+        <w:bidi w:val="0"/>
+        <w:spacing w:lineRule="auto" w:line="240" w:before="0" w:after="0"/>
+        <w:jc w:val="center"/>
+        <w:rPr>
+          <w:b w:val="false"/>
+          <w:bCs w:val="false"/>
+          <w:color w:val="000000"/>
+          <w:sz w:val="28"/>
+          <w:szCs w:val="28"/>
+          <w:shd w:fill="FFFFFF" w:val="clear"/>
+          <w:lang w:val="ru-RU"/>
+        </w:rPr>
+      </w:pPr>
+      <w:r>
+        <w:rPr>
+          <w:b w:val="false"/>
+          <w:bCs w:val="false"/>
+          <w:color w:val="000000"/>
+          <w:sz w:val="28"/>
+          <w:szCs w:val="28"/>
+          <w:shd w:fill="FFFFFF" w:val="clear"/>
+          <w:lang w:val="ru-RU"/>
+        </w:rPr>
+        <w:t xml:space="preserve">Рисунок 14. График зависимости </w:t>
+      </w:r>
+      <w:r>
+        <w:rPr>
+          <w:b w:val="false"/>
+          <w:bCs w:val="false"/>
+          <w:color w:val="000000"/>
+          <w:sz w:val="28"/>
+          <w:szCs w:val="28"/>
+          <w:shd w:fill="FFFFFF" w:val="clear"/>
+          <w:lang w:val="en-US"/>
+        </w:rPr>
+        <w:t>D-</w:t>
+      </w:r>
+      <w:r>
+        <w:rPr>
+          <w:b w:val="false"/>
+          <w:bCs w:val="false"/>
+          <w:color w:val="000000"/>
+          <w:sz w:val="28"/>
+          <w:szCs w:val="28"/>
+          <w:shd w:fill="FFFFFF" w:val="clear"/>
+          <w:lang w:val="ru-RU"/>
+        </w:rPr>
+        <w:t>критерия от скорости передачи сигнала</w:t>
+      </w:r>
+    </w:p>
+    <w:p>
+      <w:pPr>
+        <w:pStyle w:val="NormalWeb"/>
+        <w:bidi w:val="0"/>
+        <w:spacing w:lineRule="auto" w:line="240" w:before="0" w:after="0"/>
+        <w:jc w:val="start"/>
+        <w:rPr>
+          <w:b/>
+          <w:bCs/>
+          <w:color w:val="000000"/>
+          <w:sz w:val="28"/>
+          <w:szCs w:val="28"/>
+          <w:shd w:fill="FFFFFF" w:val="clear"/>
+          <w:lang w:val="ru-RU"/>
+        </w:rPr>
+      </w:pPr>
+      <w:r>
+        <w:rPr>
+          <w:b/>
+          <w:bCs/>
+          <w:color w:val="000000"/>
+          <w:sz w:val="28"/>
+          <w:szCs w:val="28"/>
+          <w:shd w:fill="FFFFFF" w:val="clear"/>
+          <w:lang w:val="ru-RU"/>
+        </w:rPr>
+        <w:t>Вывод:</w:t>
+      </w:r>
+    </w:p>
+    <w:p>
+      <w:pPr>
+        <w:pStyle w:val="NormalWeb"/>
+        <w:bidi w:val="0"/>
+        <w:spacing w:lineRule="auto" w:line="240" w:before="0" w:after="0"/>
+        <w:jc w:val="start"/>
+        <w:rPr/>
+      </w:pPr>
+      <w:r>
+        <w:rPr>
+          <w:b w:val="false"/>
+          <w:bCs w:val="false"/>
+          <w:color w:val="000000"/>
+          <w:sz w:val="28"/>
+          <w:szCs w:val="28"/>
+          <w:shd w:fill="FFFFFF" w:val="clear"/>
+          <w:lang w:val="ru-RU"/>
+        </w:rPr>
+        <w:t xml:space="preserve">В ходе проделанной работы изучены методы измерения и оценки характеристик линейных искажений сигналов в каналах передачи дискретных сообщений. </w:t>
+      </w:r>
+      <w:r>
+        <w:rPr>
+          <w:sz w:val="28"/>
+          <w:szCs w:val="28"/>
+        </w:rPr>
+        <w:t xml:space="preserve">При увеличении Тимп происходит увеличение длительности и смещение реакции на импульс. </w:t>
+      </w:r>
+      <w:r>
+        <w:rPr>
+          <w:b w:val="false"/>
+          <w:bCs w:val="false"/>
+          <w:color w:val="000000"/>
+          <w:sz w:val="28"/>
+          <w:szCs w:val="28"/>
+          <w:shd w:fill="FFFFFF" w:val="clear"/>
+          <w:lang w:val="ru-RU"/>
+        </w:rPr>
+        <w:t xml:space="preserve">При увеличении первого канала происходит сглаживание </w:t>
+      </w:r>
+      <w:r>
+        <w:rPr>
+          <w:b w:val="false"/>
+          <w:bCs w:val="false"/>
+          <w:color w:val="000000"/>
+          <w:sz w:val="28"/>
+          <w:szCs w:val="28"/>
+          <w:shd w:fill="FFFFFF" w:val="clear"/>
+          <w:lang w:val="en-US"/>
+        </w:rPr>
+        <w:t xml:space="preserve">G(t) </w:t>
+      </w:r>
+      <w:r>
+        <w:rPr>
+          <w:b w:val="false"/>
+          <w:bCs w:val="false"/>
+          <w:color w:val="000000"/>
+          <w:sz w:val="28"/>
+          <w:szCs w:val="28"/>
+          <w:shd w:fill="FFFFFF" w:val="clear"/>
+          <w:lang w:val="ru-RU"/>
+        </w:rPr>
+        <w:t xml:space="preserve">и смещение </w:t>
+      </w:r>
+      <w:r>
+        <w:rPr>
+          <w:b w:val="false"/>
+          <w:bCs w:val="false"/>
+          <w:color w:val="000000"/>
+          <w:sz w:val="28"/>
+          <w:szCs w:val="28"/>
+          <w:shd w:fill="FFFFFF" w:val="clear"/>
+          <w:lang w:val="en-US"/>
+        </w:rPr>
+        <w:t xml:space="preserve">H(t). </w:t>
+      </w:r>
+      <w:r>
+        <w:rPr>
+          <w:b w:val="false"/>
+          <w:bCs w:val="false"/>
+          <w:color w:val="000000"/>
+          <w:sz w:val="28"/>
+          <w:szCs w:val="28"/>
+          <w:shd w:fill="FFFFFF" w:val="clear"/>
+          <w:lang w:val="ru-RU"/>
+        </w:rPr>
+        <w:t>Импульс при этом не меняется.</w:t>
+      </w:r>
+    </w:p>
+    <w:p>
+      <w:pPr>
+        <w:pStyle w:val="NormalWeb"/>
+        <w:bidi w:val="0"/>
+        <w:spacing w:lineRule="auto" w:line="240" w:before="0" w:after="0"/>
+        <w:jc w:val="start"/>
+        <w:rPr>
+          <w:b/>
+          <w:bCs/>
+          <w:color w:val="000000"/>
+          <w:sz w:val="28"/>
+          <w:szCs w:val="28"/>
+          <w:shd w:fill="FFFFFF" w:val="clear"/>
+          <w:lang w:val="ru-RU"/>
+        </w:rPr>
+      </w:pPr>
+      <w:r>
+        <w:rPr/>
+      </w:r>
+    </w:p>
+    <w:p>
+      <w:pPr>
+        <w:pStyle w:val="NormalWeb"/>
+        <w:bidi w:val="0"/>
+        <w:spacing w:lineRule="auto" w:line="240" w:before="0" w:after="0"/>
+        <w:jc w:val="start"/>
         <w:rPr>
           <w:b w:val="false"/>
           <w:bCs w:val="false"/>
@@ -1851,9 +1876,9 @@
       </w:r>
     </w:p>
     <w:sectPr>
-      <w:footerReference w:type="even" r:id="rId15"/>
-      <w:footerReference w:type="default" r:id="rId16"/>
-      <w:footerReference w:type="first" r:id="rId17"/>
+      <w:footerReference w:type="even" r:id="rId16"/>
+      <w:footerReference w:type="default" r:id="rId17"/>
+      <w:footerReference w:type="first" r:id="rId18"/>
       <w:type w:val="nextPage"/>
       <w:pgSz w:w="11906" w:h="16838"/>
       <w:pgMar w:left="1134" w:right="1134" w:gutter="0" w:header="0" w:top="1134" w:footer="1134" w:bottom="1693"/>

--- a/Введение в ИТ/1_Лабораторные_работы/ЛР №14 по ВвИТ Кочкин БСТ2502.docx
+++ b/Введение в ИТ/1_Лабораторные_работы/ЛР №14 по ВвИТ Кочкин БСТ2502.docx
@@ -1844,7 +1844,18 @@
         </w:rPr>
       </w:pPr>
       <w:r>
-        <w:rPr/>
+        <w:rPr>
+          <w:b/>
+          <w:bCs/>
+          <w:color w:val="000000"/>
+          <w:sz w:val="28"/>
+          <w:szCs w:val="28"/>
+          <w:shd w:fill="FFFFFF" w:val="clear"/>
+          <w:lang w:val="ru-RU"/>
+        </w:rPr>
+      </w:r>
+      <w:r>
+        <w:br w:type="page"/>
       </w:r>
     </w:p>
     <w:p>
@@ -1854,31 +1865,98 @@
         <w:spacing w:lineRule="auto" w:line="240" w:before="0" w:after="0"/>
         <w:jc w:val="start"/>
         <w:rPr>
-          <w:b w:val="false"/>
-          <w:bCs w:val="false"/>
-          <w:color w:val="000000"/>
-          <w:sz w:val="28"/>
-          <w:szCs w:val="28"/>
-          <w:shd w:fill="FFFFFF" w:val="clear"/>
-          <w:lang w:val="ru-RU"/>
-        </w:rPr>
-      </w:pPr>
-      <w:r>
-        <w:rPr>
-          <w:b w:val="false"/>
-          <w:bCs w:val="false"/>
-          <w:color w:val="000000"/>
-          <w:sz w:val="28"/>
-          <w:szCs w:val="28"/>
-          <w:shd w:fill="FFFFFF" w:val="clear"/>
-          <w:lang w:val="ru-RU"/>
-        </w:rPr>
+          <w:b/>
+          <w:bCs/>
+          <w:color w:val="000000"/>
+          <w:sz w:val="28"/>
+          <w:szCs w:val="28"/>
+          <w:shd w:fill="FFFFFF" w:val="clear"/>
+          <w:lang w:val="ru-RU"/>
+        </w:rPr>
+      </w:pPr>
+      <w:r>
+        <w:rPr>
+          <w:b/>
+          <w:bCs/>
+          <w:color w:val="000000"/>
+          <w:sz w:val="28"/>
+          <w:szCs w:val="28"/>
+          <w:shd w:fill="FFFFFF" w:val="clear"/>
+          <w:lang w:val="ru-RU"/>
+        </w:rPr>
+        <w:t>Результаты тестирования</w:t>
+      </w:r>
+    </w:p>
+    <w:p>
+      <w:pPr>
+        <w:pStyle w:val="NormalWeb"/>
+        <w:bidi w:val="0"/>
+        <w:spacing w:lineRule="auto" w:line="240" w:before="0" w:after="0"/>
+        <w:jc w:val="start"/>
+        <w:rPr>
+          <w:b w:val="false"/>
+          <w:bCs w:val="false"/>
+          <w:color w:val="000000"/>
+          <w:sz w:val="28"/>
+          <w:szCs w:val="28"/>
+          <w:shd w:fill="FFFFFF" w:val="clear"/>
+          <w:lang w:val="ru-RU"/>
+        </w:rPr>
+      </w:pPr>
+      <w:r>
+        <w:rPr>
+          <w:b w:val="false"/>
+          <w:bCs w:val="false"/>
+          <w:color w:val="000000"/>
+          <w:sz w:val="28"/>
+          <w:szCs w:val="28"/>
+          <w:shd w:fill="FFFFFF" w:val="clear"/>
+          <w:lang w:val="ru-RU"/>
+        </w:rPr>
+        <w:drawing>
+          <wp:inline distT="0" distB="0" distL="0" distR="0">
+            <wp:extent cx="6120130" cy="3604895"/>
+            <wp:effectExtent l="0" t="0" r="0" b="0"/>
+            <wp:docPr id="15" name="Изображение15"/>
+            <wp:cNvGraphicFramePr>
+              <a:graphicFrameLocks xmlns:a="http://schemas.openxmlformats.org/drawingml/2006/main" noChangeAspect="1"/>
+            </wp:cNvGraphicFramePr>
+            <a:graphic xmlns:a="http://schemas.openxmlformats.org/drawingml/2006/main">
+              <a:graphicData uri="http://schemas.openxmlformats.org/drawingml/2006/picture">
+                <pic:pic xmlns:pic="http://schemas.openxmlformats.org/drawingml/2006/picture">
+                  <pic:nvPicPr>
+                    <pic:cNvPr id="15" name="Изображение15"/>
+                    <pic:cNvPicPr>
+                      <a:picLocks noChangeAspect="1" noChangeArrowheads="1"/>
+                    </pic:cNvPicPr>
+                  </pic:nvPicPr>
+                  <pic:blipFill>
+                    <a:blip r:embed="rId16"/>
+                    <a:stretch>
+                      <a:fillRect/>
+                    </a:stretch>
+                  </pic:blipFill>
+                  <pic:spPr bwMode="auto">
+                    <a:xfrm>
+                      <a:off x="0" y="0"/>
+                      <a:ext cx="6120130" cy="3604895"/>
+                    </a:xfrm>
+                    <a:prstGeom prst="rect">
+                      <a:avLst/>
+                    </a:prstGeom>
+                    <a:noFill/>
+                  </pic:spPr>
+                </pic:pic>
+              </a:graphicData>
+            </a:graphic>
+          </wp:inline>
+        </w:drawing>
       </w:r>
     </w:p>
     <w:sectPr>
-      <w:footerReference w:type="even" r:id="rId16"/>
-      <w:footerReference w:type="default" r:id="rId17"/>
-      <w:footerReference w:type="first" r:id="rId18"/>
+      <w:footerReference w:type="even" r:id="rId17"/>
+      <w:footerReference w:type="default" r:id="rId18"/>
+      <w:footerReference w:type="first" r:id="rId19"/>
       <w:type w:val="nextPage"/>
       <w:pgSz w:w="11906" w:h="16838"/>
       <w:pgMar w:left="1134" w:right="1134" w:gutter="0" w:header="0" w:top="1134" w:footer="1134" w:bottom="1693"/>
@@ -1928,7 +2006,7 @@
     </w:r>
     <w:r>
       <w:rPr/>
-      <w:t>11</w:t>
+      <w:t>12</w:t>
     </w:r>
     <w:r>
       <w:rPr/>
@@ -2009,12 +2087,12 @@
       <w:szCs w:val="32"/>
     </w:rPr>
   </w:style>
-  <w:style w:type="character" w:styleId="Style13">
-    <w:name w:val="Символ нумерации"/>
+  <w:style w:type="character" w:styleId="user">
+    <w:name w:val="Символ нумерации (user)"/>
     <w:qFormat/>
     <w:rPr/>
   </w:style>
-  <w:style w:type="paragraph" w:styleId="Style14">
+  <w:style w:type="paragraph" w:styleId="Style13">
     <w:name w:val="Заголовок"/>
     <w:basedOn w:val="Normal"/>
     <w:next w:val="BodyText"/>
@@ -2061,7 +2139,7 @@
       <w:szCs w:val="24"/>
     </w:rPr>
   </w:style>
-  <w:style w:type="paragraph" w:styleId="Style15">
+  <w:style w:type="paragraph" w:styleId="Style14">
     <w:name w:val="Указатель"/>
     <w:basedOn w:val="Normal"/>
     <w:qFormat/>
@@ -2072,7 +2150,7 @@
       <w:rFonts w:cs="Lucida Sans"/>
     </w:rPr>
   </w:style>
-  <w:style w:type="paragraph" w:styleId="user">
+  <w:style w:type="paragraph" w:styleId="user1">
     <w:name w:val="Заголовок (user)"/>
     <w:basedOn w:val="Normal"/>
     <w:next w:val="BodyText"/>
@@ -2087,7 +2165,7 @@
       <w:szCs w:val="28"/>
     </w:rPr>
   </w:style>
-  <w:style w:type="paragraph" w:styleId="user1">
+  <w:style w:type="paragraph" w:styleId="user2">
     <w:name w:val="Указатель (user)"/>
     <w:basedOn w:val="Normal"/>
     <w:qFormat/>
@@ -2147,8 +2225,8 @@
       <w:lang w:eastAsia="ru-RU"/>
     </w:rPr>
   </w:style>
-  <w:style w:type="paragraph" w:styleId="Style16">
-    <w:name w:val="Колонтитулы"/>
+  <w:style w:type="paragraph" w:styleId="user3">
+    <w:name w:val="Колонтитулы (user)"/>
     <w:basedOn w:val="Normal"/>
     <w:qFormat/>
     <w:pPr>
@@ -2161,8 +2239,8 @@
     </w:pPr>
     <w:rPr/>
   </w:style>
-  <w:style w:type="paragraph" w:styleId="user2">
-    <w:name w:val="Колонтитулы (user)"/>
+  <w:style w:type="paragraph" w:styleId="Style15">
+    <w:name w:val="Колонтитулы"/>
     <w:basedOn w:val="Normal"/>
     <w:qFormat/>
     <w:pPr/>
@@ -2170,7 +2248,7 @@
   </w:style>
   <w:style w:type="paragraph" w:styleId="Footer">
     <w:name w:val="footer"/>
-    <w:basedOn w:val="Style16"/>
+    <w:basedOn w:val="user3"/>
     <w:pPr>
       <w:suppressLineNumbers/>
     </w:pPr>
